--- a/CÔNG TY TNHH THƯƠNG MẠI QUỐC TẾ QUÁN NGUYÊN VIỆT NAM/QuanNguyenVN_Thanhlapmoi/GIẤY ĐỀ NGHỊ_Mẫu số 2_DA_DIEN.docx
+++ b/CÔNG TY TNHH THƯƠNG MẠI QUỐC TẾ QUÁN NGUYÊN VIỆT NAM/QuanNguyenVN_Thanhlapmoi/GIẤY ĐỀ NGHỊ_Mẫu số 2_DA_DIEN.docx
@@ -183,10 +183,44 @@
           <w:sz w:val="26"/>
           <w:szCs w:val="26"/>
         </w:rPr>
-        <w:t>ngày 26 tháng 5 năm 2026</w:t>
-      </w:r>
-      <w:bookmarkStart w:id="0" w:name="_GoBack"/>
-      <w:bookmarkEnd w:id="0"/>
+        <w:t xml:space="preserve">ngày </w:t>
+      </w:r>
+      <w:r>
+        <w:rPr>
+          <w:rFonts w:ascii="Times New Roman" w:eastAsia="Times New Roman" w:hAnsi="Times New Roman" w:cs="Times New Roman"/>
+          <w:iCs/>
+          <w:sz w:val="26"/>
+          <w:szCs w:val="26"/>
+        </w:rPr>
+        <w:t>4</w:t>
+      </w:r>
+      <w:r>
+        <w:rPr>
+          <w:rFonts w:ascii="Times New Roman" w:eastAsia="Times New Roman" w:hAnsi="Times New Roman" w:cs="Times New Roman"/>
+          <w:iCs/>
+          <w:sz w:val="26"/>
+          <w:szCs w:val="26"/>
+        </w:rPr>
+        <w:t xml:space="preserve"> tháng </w:t>
+      </w:r>
+      <w:r>
+        <w:rPr>
+          <w:rFonts w:ascii="Times New Roman" w:eastAsia="Times New Roman" w:hAnsi="Times New Roman" w:cs="Times New Roman"/>
+          <w:iCs/>
+          <w:sz w:val="26"/>
+          <w:szCs w:val="26"/>
+        </w:rPr>
+        <w:t>6</w:t>
+      </w:r>
+      <w:r>
+        <w:rPr>
+          <w:rFonts w:ascii="Times New Roman" w:eastAsia="Times New Roman" w:hAnsi="Times New Roman" w:cs="Times New Roman"/>
+          <w:iCs/>
+          <w:sz w:val="26"/>
+          <w:szCs w:val="26"/>
+        </w:rPr>
+        <w:t xml:space="preserve"> năm 2026</w:t>
+      </w:r>
     </w:p>
     <w:p>
       <w:pPr>
@@ -363,7 +397,7 @@
           <w:sz w:val="26"/>
           <w:szCs w:val="26"/>
         </w:rPr>
-        <w:t>VŨ TUẤN PHƯỚC</w:t>
+        <w:t>CHEN, GUOHAO</w:t>
       </w:r>
     </w:p>
     <w:p>
@@ -396,7 +430,7 @@
           <w:sz w:val="26"/>
           <w:szCs w:val="26"/>
         </w:rPr>
-        <w:t>29/10/1994</w:t>
+        <w:t>13/08/2000</w:t>
       </w:r>
     </w:p>
     <w:p>
@@ -462,14 +496,6 @@
         </w:rPr>
         <w:t xml:space="preserve">Số định danh cá nhân: </w:t>
       </w:r>
-      <w:r>
-        <w:rPr>
-          <w:rFonts w:ascii="Times New Roman" w:eastAsia="Times New Roman" w:hAnsi="Times New Roman" w:cs="Times New Roman"/>
-          <w:sz w:val="26"/>
-          <w:szCs w:val="26"/>
-        </w:rPr>
-        <w:t>060094002350</w:t>
-      </w:r>
     </w:p>
     <w:p>
       <w:pPr>
@@ -552,7 +578,7 @@
           <w:sz w:val="26"/>
           <w:szCs w:val="26"/>
         </w:rPr>
-        <w:t>Căn hộ chung cư số 1214 - chung cư chánh nghĩa quốc cường block sky B - tổ 26 khu phố chánh nghĩa 3</w:t>
+        <w:t>Số 11D, đường N2, The Seasons, Khu phố Đông Nhì</w:t>
       </w:r>
     </w:p>
     <w:p>
@@ -581,7 +607,7 @@
           <w:szCs w:val="26"/>
           <w:lang w:eastAsia="zh-CN"/>
         </w:rPr>
-        <w:t>Phường Thủ Dầu Một</w:t>
+        <w:t>Phường Lái Thiêu</w:t>
       </w:r>
     </w:p>
     <w:p>
@@ -863,6 +889,17 @@
               <w:t>Dân tộc: …………….    Quốc tịch:</w:t>
             </w:r>
             <w:r>
+              <w:t xml:space="preserve"> </w:t>
+            </w:r>
+            <w:r>
+              <w:rPr>
+                <w:rFonts w:ascii="Times New Roman" w:eastAsia="Calibri" w:hAnsi="Times New Roman" w:cs="Times New Roman"/>
+                <w:sz w:val="26"/>
+                <w:szCs w:val="26"/>
+              </w:rPr>
+              <w:t>Trung Quốc</w:t>
+            </w:r>
+            <w:r>
               <w:rPr>
                 <w:rFonts w:ascii="Times New Roman" w:eastAsia="Calibri" w:hAnsi="Times New Roman" w:cs="Times New Roman"/>
                 <w:sz w:val="26"/>
@@ -924,6 +961,14 @@
               </w:rPr>
               <w:t xml:space="preserve">): </w:t>
             </w:r>
+            <w:r>
+              <w:rPr>
+                <w:rFonts w:ascii="Times New Roman" w:eastAsia="Calibri" w:hAnsi="Times New Roman" w:cs="Times New Roman"/>
+                <w:sz w:val="26"/>
+                <w:szCs w:val="26"/>
+              </w:rPr>
+              <w:t>EQ9064752</w:t>
+            </w:r>
           </w:p>
           <w:p>
             <w:pPr>
@@ -940,7 +985,60 @@
                 <w:sz w:val="26"/>
                 <w:szCs w:val="26"/>
               </w:rPr>
-              <w:t>Ngày cấp: Nơi cấp: Nơi thường trú:</w:t>
+              <w:t>Ngày cấp:</w:t>
+            </w:r>
+            <w:r>
+              <w:t xml:space="preserve"> </w:t>
+            </w:r>
+            <w:r>
+              <w:rPr>
+                <w:rFonts w:ascii="Times New Roman" w:eastAsia="Calibri" w:hAnsi="Times New Roman" w:cs="Times New Roman"/>
+                <w:sz w:val="26"/>
+                <w:szCs w:val="26"/>
+              </w:rPr>
+              <w:t>18/11/2025</w:t>
+            </w:r>
+            <w:r>
+              <w:rPr>
+                <w:rFonts w:ascii="Times New Roman" w:eastAsia="Calibri" w:hAnsi="Times New Roman" w:cs="Times New Roman"/>
+                <w:sz w:val="26"/>
+                <w:szCs w:val="26"/>
+              </w:rPr>
+              <w:t>;</w:t>
+            </w:r>
+            <w:r>
+              <w:rPr>
+                <w:rFonts w:ascii="Times New Roman" w:eastAsia="Calibri" w:hAnsi="Times New Roman" w:cs="Times New Roman"/>
+                <w:sz w:val="26"/>
+                <w:szCs w:val="26"/>
+              </w:rPr>
+              <w:t xml:space="preserve"> Nơi cấp: </w:t>
+            </w:r>
+            <w:r>
+              <w:rPr>
+                <w:rFonts w:ascii="Times New Roman" w:eastAsia="Calibri" w:hAnsi="Times New Roman" w:cs="Times New Roman"/>
+                <w:sz w:val="26"/>
+                <w:szCs w:val="26"/>
+              </w:rPr>
+              <w:t>Cục Quản lý Di nhập cảnh Quốc gia Cộng hòa Nhân dân Trung Hoa</w:t>
+            </w:r>
+          </w:p>
+          <w:p>
+            <w:pPr>
+              <w:spacing w:after="120"/>
+              <w:rPr>
+                <w:rFonts w:ascii="Times New Roman" w:eastAsia="Calibri" w:hAnsi="Times New Roman" w:cs="Times New Roman"/>
+                <w:sz w:val="26"/>
+                <w:szCs w:val="26"/>
+              </w:rPr>
+            </w:pPr>
+            <w:r>
+              <w:rPr>
+                <w:rFonts w:ascii="Times New Roman" w:eastAsia="Calibri" w:hAnsi="Times New Roman" w:cs="Times New Roman"/>
+                <w:sz w:val="26"/>
+                <w:szCs w:val="26"/>
+              </w:rPr>
+              <w:t>Nơi thường trú:</w:t>
             </w:r>
           </w:p>
           <w:p>
@@ -968,7 +1066,34 @@
                 <w:sz w:val="26"/>
                 <w:szCs w:val="26"/>
               </w:rPr>
-              <w:t>: Xã/Phường/Đặ</w:t>
+              <w:t xml:space="preserve">: </w:t>
+            </w:r>
+            <w:r>
+              <w:rPr>
+                <w:rFonts w:ascii="Times New Roman" w:eastAsia="Calibri" w:hAnsi="Times New Roman" w:cs="Times New Roman"/>
+                <w:sz w:val="26"/>
+                <w:szCs w:val="26"/>
+              </w:rPr>
+              <w:t xml:space="preserve">Số 12-1, hẻm Nam thôn Cũ, thôn Thọ Trường, trấn Như Động </w:t>
+            </w:r>
+          </w:p>
+          <w:p>
+            <w:pPr>
+              <w:spacing w:after="120"/>
+              <w:ind w:firstLine="567"/>
+              <w:rPr>
+                <w:rFonts w:ascii="Times New Roman" w:eastAsia="Calibri" w:hAnsi="Times New Roman" w:cs="Times New Roman"/>
+                <w:sz w:val="26"/>
+                <w:szCs w:val="26"/>
+              </w:rPr>
+            </w:pPr>
+            <w:r>
+              <w:rPr>
+                <w:rFonts w:ascii="Times New Roman" w:eastAsia="Calibri" w:hAnsi="Times New Roman" w:cs="Times New Roman"/>
+                <w:sz w:val="26"/>
+                <w:szCs w:val="26"/>
+              </w:rPr>
+              <w:t>Xã/Phường/Đặ</w:t>
             </w:r>
             <w:r>
               <w:rPr>
@@ -977,6 +1102,22 @@
                 <w:szCs w:val="26"/>
               </w:rPr>
               <w:t>c khu:</w:t>
+            </w:r>
+            <w:r>
+              <w:rPr>
+                <w:rFonts w:ascii="Times New Roman" w:eastAsia="Calibri" w:hAnsi="Times New Roman" w:cs="Times New Roman"/>
+                <w:sz w:val="26"/>
+                <w:szCs w:val="26"/>
+              </w:rPr>
+              <w:t xml:space="preserve"> </w:t>
+            </w:r>
+            <w:r>
+              <w:rPr>
+                <w:rFonts w:ascii="Times New Roman" w:eastAsia="Calibri" w:hAnsi="Times New Roman" w:cs="Times New Roman"/>
+                <w:sz w:val="26"/>
+                <w:szCs w:val="26"/>
+              </w:rPr>
+              <w:t>huyện Dương Tây</w:t>
             </w:r>
           </w:p>
           <w:p>
@@ -995,7 +1136,16 @@
                 <w:sz w:val="26"/>
                 <w:szCs w:val="26"/>
               </w:rPr>
+              <w:lastRenderedPageBreak/>
               <w:t xml:space="preserve">Tỉnh/Thành phố trực thuộc trung ương: </w:t>
+            </w:r>
+            <w:r>
+              <w:rPr>
+                <w:rFonts w:ascii="Times New Roman" w:eastAsia="Calibri" w:hAnsi="Times New Roman" w:cs="Times New Roman"/>
+                <w:sz w:val="26"/>
+                <w:szCs w:val="26"/>
+              </w:rPr>
+              <w:t>tỉnh Quảng Đông</w:t>
             </w:r>
           </w:p>
           <w:p>
@@ -1023,6 +1173,14 @@
                 <w:szCs w:val="26"/>
               </w:rPr>
               <w:t xml:space="preserve"> </w:t>
+            </w:r>
+            <w:r>
+              <w:rPr>
+                <w:rFonts w:ascii="Times New Roman" w:eastAsia="Calibri" w:hAnsi="Times New Roman" w:cs="Times New Roman"/>
+                <w:sz w:val="26"/>
+                <w:szCs w:val="26"/>
+              </w:rPr>
+              <w:t>Trung Quốc</w:t>
             </w:r>
           </w:p>
         </w:tc>
@@ -1074,7 +1232,6 @@
           <w:szCs w:val="26"/>
           <w:lang w:eastAsia="zh-CN"/>
         </w:rPr>
-        <w:lastRenderedPageBreak/>
         <w:t xml:space="preserve">Đăng ký công ty trách nhiệm hữu hạn một thành viên do tôi </w:t>
       </w:r>
     </w:p>
@@ -2696,6 +2853,7 @@
           <w:szCs w:val="26"/>
           <w:lang w:eastAsia="zh-CN"/>
         </w:rPr>
+        <w:lastRenderedPageBreak/>
         <w:t xml:space="preserve">Địa chỉ trụ sở hộ kinh doanh: </w:t>
       </w:r>
       <w:r>
@@ -2774,7 +2932,6 @@
           <w:szCs w:val="26"/>
           <w:lang w:eastAsia="zh-CN"/>
         </w:rPr>
-        <w:lastRenderedPageBreak/>
         <w:t>Loại giấy tờ pháp lý của cá nhân (</w:t>
       </w:r>
       <w:r>
@@ -4875,7 +5032,7 @@
           <w:szCs w:val="26"/>
           <w:lang w:val="fr-FR"/>
         </w:rPr>
-        <w:t>CÔNG TY TNHH HTC ASEAN</w:t>
+        <w:t>CÔNG TY TNHH THƯƠNG MẠI QUỐC TẾ QUÁN NGUYÊN VIỆT NAM</w:t>
       </w:r>
     </w:p>
     <w:p>
@@ -4901,6 +5058,7 @@
           <w:szCs w:val="26"/>
           <w:lang w:val="fr-FR" w:eastAsia="zh-CN"/>
         </w:rPr>
+        <w:lastRenderedPageBreak/>
         <w:t>Tên công ty viết bằng tiếng nước ngoài (</w:t>
       </w:r>
       <w:r>
@@ -4930,7 +5088,7 @@
           <w:szCs w:val="26"/>
           <w:lang w:val="fr-FR" w:eastAsia="zh-CN"/>
         </w:rPr>
-        <w:t>HTC ASEAN COMPANY LIMITED</w:t>
+        <w:t>QUAN NGUYEN VIETNAM INTERNATIONAL TRADING CO., LTD</w:t>
       </w:r>
     </w:p>
     <w:p>
@@ -4987,7 +5145,7 @@
           <w:szCs w:val="26"/>
           <w:lang w:val="fr-FR" w:eastAsia="zh-CN"/>
         </w:rPr>
-        <w:t>HTC ASEAN</w:t>
+        <w:t>QUAN NGUYEN VIETNAM</w:t>
       </w:r>
     </w:p>
     <w:p>
@@ -5037,7 +5195,6 @@
           <w:szCs w:val="26"/>
           <w:lang w:val="fr-FR"/>
         </w:rPr>
-        <w:lastRenderedPageBreak/>
         <w:t>Số nhà/phòng, ngách/hẻm, ngõ/kiệt, đường/phố/đại lộ, tổ/xóm/ấp/thôn</w:t>
       </w:r>
       <w:r>
@@ -5057,7 +5214,7 @@
           <w:szCs w:val="26"/>
           <w:lang w:val="fr-FR" w:eastAsia="zh-CN"/>
         </w:rPr>
-        <w:t>Tầng 5, Tòa nhà HD GARDEN, Số 1279A, Đường Lê Hồng Phong</w:t>
+        <w:t>Số 11D, đường N2, The Seasons, Khu phố Đông Nhì</w:t>
       </w:r>
     </w:p>
     <w:p>
@@ -5090,7 +5247,17 @@
           <w:szCs w:val="26"/>
           <w:lang w:val="fr-FR" w:eastAsia="zh-CN"/>
         </w:rPr>
-        <w:t>Phường Thủ Dầu Một</w:t>
+        <w:t xml:space="preserve">Phường </w:t>
+      </w:r>
+      <w:r>
+        <w:rPr>
+          <w:rFonts w:ascii="Times New Roman" w:hAnsi="Times New Roman" w:cs="Times New Roman"/>
+          <w:color w:val="000000" w:themeColor="text1"/>
+          <w:sz w:val="26"/>
+          <w:szCs w:val="26"/>
+          <w:lang w:val="fr-FR" w:eastAsia="zh-CN"/>
+        </w:rPr>
+        <w:t>Lái Thiêu</w:t>
       </w:r>
     </w:p>
     <w:p>
@@ -5170,7 +5337,7 @@
           <w:szCs w:val="26"/>
           <w:lang w:val="fr-FR" w:eastAsia="zh-CN"/>
         </w:rPr>
-        <w:t>0389795379</w:t>
+        <w:t>0915759822</w:t>
       </w:r>
       <w:r>
         <w:rPr>
@@ -6216,7 +6383,7 @@
     </w:p>
     <w:tbl>
       <w:tblPr>
-        <w:tblStyle w:val="TableGrid3"/>
+        <w:tblStyle w:val="TableGrid31"/>
         <w:tblW w:w="0" w:type="auto"/>
         <w:jc w:val="center"/>
         <w:tblLook w:val="04A0" w:firstRow="1" w:lastRow="0" w:firstColumn="1" w:lastColumn="0" w:noHBand="0" w:noVBand="1"/>
@@ -6234,7 +6401,7 @@
         </w:trPr>
         <w:tc>
           <w:tcPr>
-            <w:tcW w:w="680" w:type="dxa"/>
+            <w:tcW w:w="630" w:type="dxa"/>
             <w:shd w:val="clear" w:color="auto" w:fill="D9EAF7"/>
             <w:tcMar>
               <w:top w:w="80" w:type="dxa"/>
@@ -6248,13 +6415,13 @@
             <w:pPr>
               <w:jc w:val="center"/>
               <w:rPr>
-                <w:rFonts w:ascii="Times New Roman" w:eastAsia="Times New Roman" w:hAnsi="Times New Roman" w:cs="Times New Roman"/>
+                <w:rFonts w:ascii="Times New Roman" w:eastAsia="Times New Roman" w:hAnsi="Times New Roman"/>
                 <w:sz w:val="24"/>
               </w:rPr>
             </w:pPr>
             <w:r>
               <w:rPr>
-                <w:rFonts w:ascii="Times New Roman" w:eastAsia="Times New Roman" w:hAnsi="Times New Roman" w:cs="Times New Roman"/>
+                <w:rFonts w:ascii="Times New Roman" w:eastAsia="Times New Roman" w:hAnsi="Times New Roman"/>
                 <w:b/>
               </w:rPr>
               <w:t>STT</w:t>
@@ -6263,7 +6430,7 @@
         </w:tc>
         <w:tc>
           <w:tcPr>
-            <w:tcW w:w="1134" w:type="dxa"/>
+            <w:tcW w:w="947" w:type="dxa"/>
             <w:shd w:val="clear" w:color="auto" w:fill="D9EAF7"/>
             <w:tcMar>
               <w:top w:w="80" w:type="dxa"/>
@@ -6277,13 +6444,13 @@
             <w:pPr>
               <w:jc w:val="center"/>
               <w:rPr>
-                <w:rFonts w:ascii="Times New Roman" w:eastAsia="Times New Roman" w:hAnsi="Times New Roman" w:cs="Times New Roman"/>
+                <w:rFonts w:ascii="Times New Roman" w:eastAsia="Times New Roman" w:hAnsi="Times New Roman"/>
                 <w:sz w:val="24"/>
               </w:rPr>
             </w:pPr>
             <w:r>
               <w:rPr>
-                <w:rFonts w:ascii="Times New Roman" w:eastAsia="Times New Roman" w:hAnsi="Times New Roman" w:cs="Times New Roman"/>
+                <w:rFonts w:ascii="Times New Roman" w:eastAsia="Times New Roman" w:hAnsi="Times New Roman"/>
                 <w:b/>
               </w:rPr>
               <w:t>Mã ngành</w:t>
@@ -6292,7 +6459,7 @@
         </w:tc>
         <w:tc>
           <w:tcPr>
-            <w:tcW w:w="12927" w:type="dxa"/>
+            <w:tcW w:w="7058" w:type="dxa"/>
             <w:shd w:val="clear" w:color="auto" w:fill="D9EAF7"/>
             <w:tcMar>
               <w:top w:w="80" w:type="dxa"/>
@@ -6306,13 +6473,13 @@
             <w:pPr>
               <w:jc w:val="center"/>
               <w:rPr>
-                <w:rFonts w:ascii="Times New Roman" w:eastAsia="Times New Roman" w:hAnsi="Times New Roman" w:cs="Times New Roman"/>
+                <w:rFonts w:ascii="Times New Roman" w:eastAsia="Times New Roman" w:hAnsi="Times New Roman"/>
                 <w:sz w:val="24"/>
               </w:rPr>
             </w:pPr>
             <w:r>
               <w:rPr>
-                <w:rFonts w:ascii="Times New Roman" w:eastAsia="Times New Roman" w:hAnsi="Times New Roman" w:cs="Times New Roman"/>
+                <w:rFonts w:ascii="Times New Roman" w:eastAsia="Times New Roman" w:hAnsi="Times New Roman"/>
                 <w:b/>
               </w:rPr>
               <w:t>Tên ngành bao gồm chi tiết</w:t>
@@ -6321,7 +6488,7 @@
         </w:tc>
         <w:tc>
           <w:tcPr>
-            <w:tcW w:w="1190" w:type="dxa"/>
+            <w:tcW w:w="993" w:type="dxa"/>
             <w:shd w:val="clear" w:color="auto" w:fill="D9EAF7"/>
             <w:tcMar>
               <w:top w:w="80" w:type="dxa"/>
@@ -6335,13 +6502,13 @@
             <w:pPr>
               <w:jc w:val="center"/>
               <w:rPr>
-                <w:rFonts w:ascii="Times New Roman" w:eastAsia="Times New Roman" w:hAnsi="Times New Roman" w:cs="Times New Roman"/>
+                <w:rFonts w:ascii="Times New Roman" w:eastAsia="Times New Roman" w:hAnsi="Times New Roman"/>
                 <w:sz w:val="24"/>
               </w:rPr>
             </w:pPr>
             <w:r>
               <w:rPr>
-                <w:rFonts w:ascii="Times New Roman" w:eastAsia="Times New Roman" w:hAnsi="Times New Roman" w:cs="Times New Roman"/>
+                <w:rFonts w:ascii="Times New Roman" w:eastAsia="Times New Roman" w:hAnsi="Times New Roman"/>
                 <w:b/>
               </w:rPr>
               <w:t>Ngành chính</w:t>
@@ -6355,7 +6522,7 @@
         </w:trPr>
         <w:tc>
           <w:tcPr>
-            <w:tcW w:w="680" w:type="dxa"/>
+            <w:tcW w:w="630" w:type="dxa"/>
             <w:tcMar>
               <w:top w:w="80" w:type="dxa"/>
               <w:left w:w="80" w:type="dxa"/>
@@ -6368,13 +6535,13 @@
             <w:pPr>
               <w:jc w:val="center"/>
               <w:rPr>
-                <w:rFonts w:ascii="Times New Roman" w:eastAsia="Times New Roman" w:hAnsi="Times New Roman" w:cs="Times New Roman"/>
+                <w:rFonts w:ascii="Times New Roman" w:eastAsia="Times New Roman" w:hAnsi="Times New Roman"/>
                 <w:sz w:val="24"/>
               </w:rPr>
             </w:pPr>
             <w:r>
               <w:rPr>
-                <w:rFonts w:ascii="Times New Roman" w:eastAsia="Times New Roman" w:hAnsi="Times New Roman" w:cs="Times New Roman"/>
+                <w:rFonts w:ascii="Times New Roman" w:eastAsia="Times New Roman" w:hAnsi="Times New Roman"/>
               </w:rPr>
               <w:t>1</w:t>
             </w:r>
@@ -6382,7 +6549,7 @@
         </w:tc>
         <w:tc>
           <w:tcPr>
-            <w:tcW w:w="1134" w:type="dxa"/>
+            <w:tcW w:w="947" w:type="dxa"/>
             <w:tcMar>
               <w:top w:w="80" w:type="dxa"/>
               <w:left w:w="80" w:type="dxa"/>
@@ -6395,21 +6562,21 @@
             <w:pPr>
               <w:jc w:val="center"/>
               <w:rPr>
-                <w:rFonts w:ascii="Times New Roman" w:eastAsia="Times New Roman" w:hAnsi="Times New Roman" w:cs="Times New Roman"/>
+                <w:rFonts w:ascii="Times New Roman" w:eastAsia="Times New Roman" w:hAnsi="Times New Roman"/>
                 <w:sz w:val="24"/>
               </w:rPr>
             </w:pPr>
             <w:r>
               <w:rPr>
-                <w:rFonts w:ascii="Times New Roman" w:eastAsia="Times New Roman" w:hAnsi="Times New Roman" w:cs="Times New Roman"/>
-              </w:rPr>
-              <w:t>4620</w:t>
-            </w:r>
-          </w:p>
-        </w:tc>
-        <w:tc>
-          <w:tcPr>
-            <w:tcW w:w="12927" w:type="dxa"/>
+                <w:rFonts w:ascii="Times New Roman" w:eastAsia="Times New Roman" w:hAnsi="Times New Roman"/>
+              </w:rPr>
+              <w:t>4649</w:t>
+            </w:r>
+          </w:p>
+        </w:tc>
+        <w:tc>
+          <w:tcPr>
+            <w:tcW w:w="7058" w:type="dxa"/>
             <w:tcMar>
               <w:top w:w="80" w:type="dxa"/>
               <w:left w:w="80" w:type="dxa"/>
@@ -6421,21 +6588,21 @@
           <w:p>
             <w:pPr>
               <w:rPr>
-                <w:rFonts w:ascii="Times New Roman" w:eastAsia="Times New Roman" w:hAnsi="Times New Roman" w:cs="Times New Roman"/>
+                <w:rFonts w:ascii="Times New Roman" w:eastAsia="Times New Roman" w:hAnsi="Times New Roman"/>
                 <w:sz w:val="24"/>
               </w:rPr>
             </w:pPr>
             <w:r>
               <w:rPr>
-                <w:rFonts w:ascii="Times New Roman" w:eastAsia="Times New Roman" w:hAnsi="Times New Roman" w:cs="Times New Roman"/>
-              </w:rPr>
-              <w:t>Bán buôn nông, lâm sản nguyên liệu (trừ gỗ, tre, nứa) và động vật sống</w:t>
-            </w:r>
-          </w:p>
-        </w:tc>
-        <w:tc>
-          <w:tcPr>
-            <w:tcW w:w="1190" w:type="dxa"/>
+                <w:rFonts w:ascii="Times New Roman" w:eastAsia="Times New Roman" w:hAnsi="Times New Roman"/>
+              </w:rPr>
+              <w:t>Bán buôn đồ dùng khác cho gia đình</w:t>
+            </w:r>
+          </w:p>
+        </w:tc>
+        <w:tc>
+          <w:tcPr>
+            <w:tcW w:w="993" w:type="dxa"/>
             <w:tcMar>
               <w:top w:w="80" w:type="dxa"/>
               <w:left w:w="80" w:type="dxa"/>
@@ -6448,7 +6615,7 @@
             <w:pPr>
               <w:jc w:val="center"/>
               <w:rPr>
-                <w:rFonts w:ascii="Times New Roman" w:eastAsia="Times New Roman" w:hAnsi="Times New Roman" w:cs="Times New Roman"/>
+                <w:rFonts w:ascii="Times New Roman" w:eastAsia="Times New Roman" w:hAnsi="Times New Roman"/>
                 <w:sz w:val="24"/>
               </w:rPr>
             </w:pPr>
@@ -6461,7 +6628,7 @@
         </w:trPr>
         <w:tc>
           <w:tcPr>
-            <w:tcW w:w="680" w:type="dxa"/>
+            <w:tcW w:w="630" w:type="dxa"/>
             <w:tcMar>
               <w:top w:w="80" w:type="dxa"/>
               <w:left w:w="80" w:type="dxa"/>
@@ -6474,13 +6641,13 @@
             <w:pPr>
               <w:jc w:val="center"/>
               <w:rPr>
-                <w:rFonts w:ascii="Times New Roman" w:eastAsia="Times New Roman" w:hAnsi="Times New Roman" w:cs="Times New Roman"/>
+                <w:rFonts w:ascii="Times New Roman" w:eastAsia="Times New Roman" w:hAnsi="Times New Roman"/>
                 <w:sz w:val="24"/>
               </w:rPr>
             </w:pPr>
             <w:r>
               <w:rPr>
-                <w:rFonts w:ascii="Times New Roman" w:eastAsia="Times New Roman" w:hAnsi="Times New Roman" w:cs="Times New Roman"/>
+                <w:rFonts w:ascii="Times New Roman" w:eastAsia="Times New Roman" w:hAnsi="Times New Roman"/>
               </w:rPr>
               <w:t>2</w:t>
             </w:r>
@@ -6488,7 +6655,7 @@
         </w:tc>
         <w:tc>
           <w:tcPr>
-            <w:tcW w:w="1134" w:type="dxa"/>
+            <w:tcW w:w="947" w:type="dxa"/>
             <w:tcMar>
               <w:top w:w="80" w:type="dxa"/>
               <w:left w:w="80" w:type="dxa"/>
@@ -6501,21 +6668,21 @@
             <w:pPr>
               <w:jc w:val="center"/>
               <w:rPr>
-                <w:rFonts w:ascii="Times New Roman" w:eastAsia="Times New Roman" w:hAnsi="Times New Roman" w:cs="Times New Roman"/>
+                <w:rFonts w:ascii="Times New Roman" w:eastAsia="Times New Roman" w:hAnsi="Times New Roman"/>
                 <w:sz w:val="24"/>
               </w:rPr>
             </w:pPr>
             <w:r>
               <w:rPr>
-                <w:rFonts w:ascii="Times New Roman" w:eastAsia="Times New Roman" w:hAnsi="Times New Roman" w:cs="Times New Roman"/>
-              </w:rPr>
-              <w:t>4632</w:t>
-            </w:r>
-          </w:p>
-        </w:tc>
-        <w:tc>
-          <w:tcPr>
-            <w:tcW w:w="12927" w:type="dxa"/>
+                <w:rFonts w:ascii="Times New Roman" w:eastAsia="Times New Roman" w:hAnsi="Times New Roman"/>
+              </w:rPr>
+              <w:t>4610</w:t>
+            </w:r>
+          </w:p>
+        </w:tc>
+        <w:tc>
+          <w:tcPr>
+            <w:tcW w:w="7058" w:type="dxa"/>
             <w:tcMar>
               <w:top w:w="80" w:type="dxa"/>
               <w:left w:w="80" w:type="dxa"/>
@@ -6527,21 +6694,21 @@
           <w:p>
             <w:pPr>
               <w:rPr>
-                <w:rFonts w:ascii="Times New Roman" w:eastAsia="Times New Roman" w:hAnsi="Times New Roman" w:cs="Times New Roman"/>
+                <w:rFonts w:ascii="Times New Roman" w:eastAsia="Times New Roman" w:hAnsi="Times New Roman"/>
                 <w:sz w:val="24"/>
               </w:rPr>
             </w:pPr>
             <w:r>
               <w:rPr>
-                <w:rFonts w:ascii="Times New Roman" w:eastAsia="Times New Roman" w:hAnsi="Times New Roman" w:cs="Times New Roman"/>
-              </w:rPr>
-              <w:t>Bán buôn thực phẩm</w:t>
-            </w:r>
-          </w:p>
-        </w:tc>
-        <w:tc>
-          <w:tcPr>
-            <w:tcW w:w="1190" w:type="dxa"/>
+                <w:rFonts w:ascii="Times New Roman" w:eastAsia="Times New Roman" w:hAnsi="Times New Roman"/>
+              </w:rPr>
+              <w:t>Đại lý, môi giới, đấu giá hàng hóa</w:t>
+            </w:r>
+          </w:p>
+        </w:tc>
+        <w:tc>
+          <w:tcPr>
+            <w:tcW w:w="993" w:type="dxa"/>
             <w:tcMar>
               <w:top w:w="80" w:type="dxa"/>
               <w:left w:w="80" w:type="dxa"/>
@@ -6554,7 +6721,7 @@
             <w:pPr>
               <w:jc w:val="center"/>
               <w:rPr>
-                <w:rFonts w:ascii="Times New Roman" w:eastAsia="Times New Roman" w:hAnsi="Times New Roman" w:cs="Times New Roman"/>
+                <w:rFonts w:ascii="Times New Roman" w:eastAsia="Times New Roman" w:hAnsi="Times New Roman"/>
                 <w:sz w:val="24"/>
               </w:rPr>
             </w:pPr>
@@ -6567,7 +6734,7 @@
         </w:trPr>
         <w:tc>
           <w:tcPr>
-            <w:tcW w:w="680" w:type="dxa"/>
+            <w:tcW w:w="630" w:type="dxa"/>
             <w:tcMar>
               <w:top w:w="80" w:type="dxa"/>
               <w:left w:w="80" w:type="dxa"/>
@@ -6580,13 +6747,13 @@
             <w:pPr>
               <w:jc w:val="center"/>
               <w:rPr>
-                <w:rFonts w:ascii="Times New Roman" w:eastAsia="Times New Roman" w:hAnsi="Times New Roman" w:cs="Times New Roman"/>
+                <w:rFonts w:ascii="Times New Roman" w:eastAsia="Times New Roman" w:hAnsi="Times New Roman"/>
                 <w:sz w:val="24"/>
               </w:rPr>
             </w:pPr>
             <w:r>
               <w:rPr>
-                <w:rFonts w:ascii="Times New Roman" w:eastAsia="Times New Roman" w:hAnsi="Times New Roman" w:cs="Times New Roman"/>
+                <w:rFonts w:ascii="Times New Roman" w:eastAsia="Times New Roman" w:hAnsi="Times New Roman"/>
               </w:rPr>
               <w:t>3</w:t>
             </w:r>
@@ -6594,7 +6761,7 @@
         </w:tc>
         <w:tc>
           <w:tcPr>
-            <w:tcW w:w="1134" w:type="dxa"/>
+            <w:tcW w:w="947" w:type="dxa"/>
             <w:tcMar>
               <w:top w:w="80" w:type="dxa"/>
               <w:left w:w="80" w:type="dxa"/>
@@ -6607,21 +6774,21 @@
             <w:pPr>
               <w:jc w:val="center"/>
               <w:rPr>
-                <w:rFonts w:ascii="Times New Roman" w:eastAsia="Times New Roman" w:hAnsi="Times New Roman" w:cs="Times New Roman"/>
+                <w:rFonts w:ascii="Times New Roman" w:eastAsia="Times New Roman" w:hAnsi="Times New Roman"/>
                 <w:sz w:val="24"/>
               </w:rPr>
             </w:pPr>
             <w:r>
               <w:rPr>
-                <w:rFonts w:ascii="Times New Roman" w:eastAsia="Times New Roman" w:hAnsi="Times New Roman" w:cs="Times New Roman"/>
-              </w:rPr>
-              <w:t>4652</w:t>
-            </w:r>
-          </w:p>
-        </w:tc>
-        <w:tc>
-          <w:tcPr>
-            <w:tcW w:w="12927" w:type="dxa"/>
+                <w:rFonts w:ascii="Times New Roman" w:eastAsia="Times New Roman" w:hAnsi="Times New Roman"/>
+              </w:rPr>
+              <w:t>4690</w:t>
+            </w:r>
+          </w:p>
+        </w:tc>
+        <w:tc>
+          <w:tcPr>
+            <w:tcW w:w="7058" w:type="dxa"/>
             <w:tcMar>
               <w:top w:w="80" w:type="dxa"/>
               <w:left w:w="80" w:type="dxa"/>
@@ -6633,21 +6800,21 @@
           <w:p>
             <w:pPr>
               <w:rPr>
-                <w:rFonts w:ascii="Times New Roman" w:eastAsia="Times New Roman" w:hAnsi="Times New Roman" w:cs="Times New Roman"/>
+                <w:rFonts w:ascii="Times New Roman" w:eastAsia="Times New Roman" w:hAnsi="Times New Roman"/>
                 <w:sz w:val="24"/>
               </w:rPr>
             </w:pPr>
             <w:r>
               <w:rPr>
-                <w:rFonts w:ascii="Times New Roman" w:eastAsia="Times New Roman" w:hAnsi="Times New Roman" w:cs="Times New Roman"/>
-              </w:rPr>
-              <w:t>Bán buôn thiết bị và linh kiện điện tử, viễn thông</w:t>
-            </w:r>
-          </w:p>
-        </w:tc>
-        <w:tc>
-          <w:tcPr>
-            <w:tcW w:w="1190" w:type="dxa"/>
+                <w:rFonts w:ascii="Times New Roman" w:eastAsia="Times New Roman" w:hAnsi="Times New Roman"/>
+              </w:rPr>
+              <w:t>Bán buôn tổng hợp</w:t>
+            </w:r>
+          </w:p>
+        </w:tc>
+        <w:tc>
+          <w:tcPr>
+            <w:tcW w:w="993" w:type="dxa"/>
             <w:tcMar>
               <w:top w:w="80" w:type="dxa"/>
               <w:left w:w="80" w:type="dxa"/>
@@ -6660,10 +6827,17 @@
             <w:pPr>
               <w:jc w:val="center"/>
               <w:rPr>
-                <w:rFonts w:ascii="Times New Roman" w:eastAsia="Times New Roman" w:hAnsi="Times New Roman" w:cs="Times New Roman"/>
+                <w:rFonts w:ascii="Times New Roman" w:eastAsia="Times New Roman" w:hAnsi="Times New Roman"/>
                 <w:sz w:val="24"/>
               </w:rPr>
             </w:pPr>
+            <w:r>
+              <w:rPr>
+                <w:rFonts w:ascii="Times New Roman" w:eastAsia="Times New Roman" w:hAnsi="Times New Roman"/>
+                <w:sz w:val="24"/>
+              </w:rPr>
+              <w:t>X</w:t>
+            </w:r>
           </w:p>
         </w:tc>
       </w:tr>
@@ -6673,7 +6847,7 @@
         </w:trPr>
         <w:tc>
           <w:tcPr>
-            <w:tcW w:w="680" w:type="dxa"/>
+            <w:tcW w:w="630" w:type="dxa"/>
             <w:tcMar>
               <w:top w:w="80" w:type="dxa"/>
               <w:left w:w="80" w:type="dxa"/>
@@ -6686,13 +6860,13 @@
             <w:pPr>
               <w:jc w:val="center"/>
               <w:rPr>
-                <w:rFonts w:ascii="Times New Roman" w:eastAsia="Times New Roman" w:hAnsi="Times New Roman" w:cs="Times New Roman"/>
+                <w:rFonts w:ascii="Times New Roman" w:eastAsia="Times New Roman" w:hAnsi="Times New Roman"/>
                 <w:sz w:val="24"/>
               </w:rPr>
             </w:pPr>
             <w:r>
               <w:rPr>
-                <w:rFonts w:ascii="Times New Roman" w:eastAsia="Times New Roman" w:hAnsi="Times New Roman" w:cs="Times New Roman"/>
+                <w:rFonts w:ascii="Times New Roman" w:eastAsia="Times New Roman" w:hAnsi="Times New Roman"/>
               </w:rPr>
               <w:t>4</w:t>
             </w:r>
@@ -6700,7 +6874,7 @@
         </w:tc>
         <w:tc>
           <w:tcPr>
-            <w:tcW w:w="1134" w:type="dxa"/>
+            <w:tcW w:w="947" w:type="dxa"/>
             <w:tcMar>
               <w:top w:w="80" w:type="dxa"/>
               <w:left w:w="80" w:type="dxa"/>
@@ -6713,21 +6887,21 @@
             <w:pPr>
               <w:jc w:val="center"/>
               <w:rPr>
-                <w:rFonts w:ascii="Times New Roman" w:eastAsia="Times New Roman" w:hAnsi="Times New Roman" w:cs="Times New Roman"/>
+                <w:rFonts w:ascii="Times New Roman" w:eastAsia="Times New Roman" w:hAnsi="Times New Roman"/>
                 <w:sz w:val="24"/>
               </w:rPr>
             </w:pPr>
             <w:r>
               <w:rPr>
-                <w:rFonts w:ascii="Times New Roman" w:eastAsia="Times New Roman" w:hAnsi="Times New Roman" w:cs="Times New Roman"/>
-              </w:rPr>
-              <w:t>4659</w:t>
-            </w:r>
-          </w:p>
-        </w:tc>
-        <w:tc>
-          <w:tcPr>
-            <w:tcW w:w="12927" w:type="dxa"/>
+                <w:rFonts w:ascii="Times New Roman" w:eastAsia="Times New Roman" w:hAnsi="Times New Roman"/>
+              </w:rPr>
+              <w:t>4772</w:t>
+            </w:r>
+          </w:p>
+        </w:tc>
+        <w:tc>
+          <w:tcPr>
+            <w:tcW w:w="7058" w:type="dxa"/>
             <w:tcMar>
               <w:top w:w="80" w:type="dxa"/>
               <w:left w:w="80" w:type="dxa"/>
@@ -6739,21 +6913,21 @@
           <w:p>
             <w:pPr>
               <w:rPr>
-                <w:rFonts w:ascii="Times New Roman" w:eastAsia="Times New Roman" w:hAnsi="Times New Roman" w:cs="Times New Roman"/>
+                <w:rFonts w:ascii="Times New Roman" w:eastAsia="Times New Roman" w:hAnsi="Times New Roman"/>
                 <w:sz w:val="24"/>
               </w:rPr>
             </w:pPr>
             <w:r>
               <w:rPr>
-                <w:rFonts w:ascii="Times New Roman" w:eastAsia="Times New Roman" w:hAnsi="Times New Roman" w:cs="Times New Roman"/>
-              </w:rPr>
-              <w:t>Bán buôn máy móc, thiết bị và phụ tùng máy khác</w:t>
-            </w:r>
-          </w:p>
-        </w:tc>
-        <w:tc>
-          <w:tcPr>
-            <w:tcW w:w="1190" w:type="dxa"/>
+                <w:rFonts w:ascii="Times New Roman" w:eastAsia="Times New Roman" w:hAnsi="Times New Roman"/>
+              </w:rPr>
+              <w:t>Bán lẻ thuốc, dụng cụ y tế, mỹ phẩm và vật phẩm vệ sinh</w:t>
+            </w:r>
+          </w:p>
+        </w:tc>
+        <w:tc>
+          <w:tcPr>
+            <w:tcW w:w="993" w:type="dxa"/>
             <w:tcMar>
               <w:top w:w="80" w:type="dxa"/>
               <w:left w:w="80" w:type="dxa"/>
@@ -6766,7 +6940,7 @@
             <w:pPr>
               <w:jc w:val="center"/>
               <w:rPr>
-                <w:rFonts w:ascii="Times New Roman" w:eastAsia="Times New Roman" w:hAnsi="Times New Roman" w:cs="Times New Roman"/>
+                <w:rFonts w:ascii="Times New Roman" w:eastAsia="Times New Roman" w:hAnsi="Times New Roman"/>
                 <w:sz w:val="24"/>
               </w:rPr>
             </w:pPr>
@@ -6779,7 +6953,7 @@
         </w:trPr>
         <w:tc>
           <w:tcPr>
-            <w:tcW w:w="680" w:type="dxa"/>
+            <w:tcW w:w="630" w:type="dxa"/>
             <w:tcMar>
               <w:top w:w="80" w:type="dxa"/>
               <w:left w:w="80" w:type="dxa"/>
@@ -6792,13 +6966,13 @@
             <w:pPr>
               <w:jc w:val="center"/>
               <w:rPr>
-                <w:rFonts w:ascii="Times New Roman" w:eastAsia="Times New Roman" w:hAnsi="Times New Roman" w:cs="Times New Roman"/>
+                <w:rFonts w:ascii="Times New Roman" w:eastAsia="Times New Roman" w:hAnsi="Times New Roman"/>
                 <w:sz w:val="24"/>
               </w:rPr>
             </w:pPr>
             <w:r>
               <w:rPr>
-                <w:rFonts w:ascii="Times New Roman" w:eastAsia="Times New Roman" w:hAnsi="Times New Roman" w:cs="Times New Roman"/>
+                <w:rFonts w:ascii="Times New Roman" w:eastAsia="Times New Roman" w:hAnsi="Times New Roman"/>
               </w:rPr>
               <w:t>5</w:t>
             </w:r>
@@ -6806,7 +6980,7 @@
         </w:tc>
         <w:tc>
           <w:tcPr>
-            <w:tcW w:w="1134" w:type="dxa"/>
+            <w:tcW w:w="947" w:type="dxa"/>
             <w:tcMar>
               <w:top w:w="80" w:type="dxa"/>
               <w:left w:w="80" w:type="dxa"/>
@@ -6819,21 +6993,21 @@
             <w:pPr>
               <w:jc w:val="center"/>
               <w:rPr>
-                <w:rFonts w:ascii="Times New Roman" w:eastAsia="Times New Roman" w:hAnsi="Times New Roman" w:cs="Times New Roman"/>
+                <w:rFonts w:ascii="Times New Roman" w:eastAsia="Times New Roman" w:hAnsi="Times New Roman"/>
                 <w:sz w:val="24"/>
               </w:rPr>
             </w:pPr>
             <w:r>
               <w:rPr>
-                <w:rFonts w:ascii="Times New Roman" w:eastAsia="Times New Roman" w:hAnsi="Times New Roman" w:cs="Times New Roman"/>
-              </w:rPr>
-              <w:t>1520</w:t>
-            </w:r>
-          </w:p>
-        </w:tc>
-        <w:tc>
-          <w:tcPr>
-            <w:tcW w:w="12927" w:type="dxa"/>
+                <w:rFonts w:ascii="Times New Roman" w:eastAsia="Times New Roman" w:hAnsi="Times New Roman"/>
+              </w:rPr>
+              <w:t>4771</w:t>
+            </w:r>
+          </w:p>
+        </w:tc>
+        <w:tc>
+          <w:tcPr>
+            <w:tcW w:w="7058" w:type="dxa"/>
             <w:tcMar>
               <w:top w:w="80" w:type="dxa"/>
               <w:left w:w="80" w:type="dxa"/>
@@ -6845,21 +7019,21 @@
           <w:p>
             <w:pPr>
               <w:rPr>
-                <w:rFonts w:ascii="Times New Roman" w:eastAsia="Times New Roman" w:hAnsi="Times New Roman" w:cs="Times New Roman"/>
+                <w:rFonts w:ascii="Times New Roman" w:eastAsia="Times New Roman" w:hAnsi="Times New Roman"/>
                 <w:sz w:val="24"/>
               </w:rPr>
             </w:pPr>
             <w:r>
               <w:rPr>
-                <w:rFonts w:ascii="Times New Roman" w:eastAsia="Times New Roman" w:hAnsi="Times New Roman" w:cs="Times New Roman"/>
-              </w:rPr>
-              <w:t>Sản xuất giày, dép</w:t>
-            </w:r>
-          </w:p>
-        </w:tc>
-        <w:tc>
-          <w:tcPr>
-            <w:tcW w:w="1190" w:type="dxa"/>
+                <w:rFonts w:ascii="Times New Roman" w:eastAsia="Times New Roman" w:hAnsi="Times New Roman"/>
+              </w:rPr>
+              <w:t>Bán lẻ hàng may mặc, giày, dép, hàng da và giả da</w:t>
+            </w:r>
+          </w:p>
+        </w:tc>
+        <w:tc>
+          <w:tcPr>
+            <w:tcW w:w="993" w:type="dxa"/>
             <w:tcMar>
               <w:top w:w="80" w:type="dxa"/>
               <w:left w:w="80" w:type="dxa"/>
@@ -6872,7 +7046,7 @@
             <w:pPr>
               <w:jc w:val="center"/>
               <w:rPr>
-                <w:rFonts w:ascii="Times New Roman" w:eastAsia="Times New Roman" w:hAnsi="Times New Roman" w:cs="Times New Roman"/>
+                <w:rFonts w:ascii="Times New Roman" w:eastAsia="Times New Roman" w:hAnsi="Times New Roman"/>
                 <w:sz w:val="24"/>
               </w:rPr>
             </w:pPr>
@@ -6885,7 +7059,7 @@
         </w:trPr>
         <w:tc>
           <w:tcPr>
-            <w:tcW w:w="680" w:type="dxa"/>
+            <w:tcW w:w="630" w:type="dxa"/>
             <w:tcMar>
               <w:top w:w="80" w:type="dxa"/>
               <w:left w:w="80" w:type="dxa"/>
@@ -6898,13 +7072,13 @@
             <w:pPr>
               <w:jc w:val="center"/>
               <w:rPr>
-                <w:rFonts w:ascii="Times New Roman" w:eastAsia="Times New Roman" w:hAnsi="Times New Roman" w:cs="Times New Roman"/>
+                <w:rFonts w:ascii="Times New Roman" w:eastAsia="Times New Roman" w:hAnsi="Times New Roman"/>
                 <w:sz w:val="24"/>
               </w:rPr>
             </w:pPr>
             <w:r>
               <w:rPr>
-                <w:rFonts w:ascii="Times New Roman" w:eastAsia="Times New Roman" w:hAnsi="Times New Roman" w:cs="Times New Roman"/>
+                <w:rFonts w:ascii="Times New Roman" w:eastAsia="Times New Roman" w:hAnsi="Times New Roman"/>
               </w:rPr>
               <w:t>6</w:t>
             </w:r>
@@ -6912,7 +7086,7 @@
         </w:tc>
         <w:tc>
           <w:tcPr>
-            <w:tcW w:w="1134" w:type="dxa"/>
+            <w:tcW w:w="947" w:type="dxa"/>
             <w:tcMar>
               <w:top w:w="80" w:type="dxa"/>
               <w:left w:w="80" w:type="dxa"/>
@@ -6925,21 +7099,21 @@
             <w:pPr>
               <w:jc w:val="center"/>
               <w:rPr>
-                <w:rFonts w:ascii="Times New Roman" w:eastAsia="Times New Roman" w:hAnsi="Times New Roman" w:cs="Times New Roman"/>
+                <w:rFonts w:ascii="Times New Roman" w:eastAsia="Times New Roman" w:hAnsi="Times New Roman"/>
                 <w:sz w:val="24"/>
               </w:rPr>
             </w:pPr>
             <w:r>
               <w:rPr>
-                <w:rFonts w:ascii="Times New Roman" w:eastAsia="Times New Roman" w:hAnsi="Times New Roman" w:cs="Times New Roman"/>
-              </w:rPr>
-              <w:t>2220</w:t>
-            </w:r>
-          </w:p>
-        </w:tc>
-        <w:tc>
-          <w:tcPr>
-            <w:tcW w:w="12927" w:type="dxa"/>
+                <w:rFonts w:ascii="Times New Roman" w:eastAsia="Times New Roman" w:hAnsi="Times New Roman"/>
+              </w:rPr>
+              <w:t>4759</w:t>
+            </w:r>
+          </w:p>
+        </w:tc>
+        <w:tc>
+          <w:tcPr>
+            <w:tcW w:w="7058" w:type="dxa"/>
             <w:tcMar>
               <w:top w:w="80" w:type="dxa"/>
               <w:left w:w="80" w:type="dxa"/>
@@ -6951,36 +7125,23 @@
           <w:p>
             <w:pPr>
               <w:rPr>
-                <w:rFonts w:ascii="Times New Roman" w:eastAsia="Times New Roman" w:hAnsi="Times New Roman" w:cs="Times New Roman"/>
+                <w:rFonts w:ascii="Times New Roman" w:eastAsia="Times New Roman" w:hAnsi="Times New Roman"/>
                 <w:sz w:val="24"/>
               </w:rPr>
             </w:pPr>
             <w:r>
               <w:rPr>
-                <w:rFonts w:ascii="Times New Roman" w:eastAsia="Times New Roman" w:hAnsi="Times New Roman" w:cs="Times New Roman"/>
-              </w:rPr>
-              <w:t>Sản xuất sản phẩm từ plastic</w:t>
-            </w:r>
-            <w:r>
-              <w:rPr>
-                <w:rFonts w:ascii="Times New Roman" w:eastAsia="Times New Roman" w:hAnsi="Times New Roman" w:cs="Times New Roman"/>
-                <w:sz w:val="24"/>
-              </w:rPr>
-              <w:br/>
-            </w:r>
-            <w:r>
-              <w:rPr>
-                <w:rFonts w:ascii="Times New Roman" w:eastAsia="Times New Roman" w:hAnsi="Times New Roman" w:cs="Times New Roman"/>
-                <w:i/>
-                <w:sz w:val="21"/>
-              </w:rPr>
-              <w:t>Chi tiết: Sản xuất bộ phận bằng nhựa của giày dép</w:t>
-            </w:r>
-          </w:p>
-        </w:tc>
-        <w:tc>
-          <w:tcPr>
-            <w:tcW w:w="1190" w:type="dxa"/>
+                <w:rFonts w:ascii="Times New Roman" w:eastAsia="Times New Roman" w:hAnsi="Times New Roman"/>
+              </w:rPr>
+              <w:t>Bán lẻ đồ điện gia dụng, giường, tủ, bàn, ghế và đồ nội thất tương tự, đèn và bộ đèn điện, đồ dùng gia đình khác chưa được phân vào đâu</w:t>
+            </w:r>
+            <w:bookmarkStart w:id="0" w:name="_GoBack"/>
+            <w:bookmarkEnd w:id="0"/>
+          </w:p>
+        </w:tc>
+        <w:tc>
+          <w:tcPr>
+            <w:tcW w:w="993" w:type="dxa"/>
             <w:tcMar>
               <w:top w:w="80" w:type="dxa"/>
               <w:left w:w="80" w:type="dxa"/>
@@ -6993,574 +7154,7 @@
             <w:pPr>
               <w:jc w:val="center"/>
               <w:rPr>
-                <w:rFonts w:ascii="Times New Roman" w:eastAsia="Times New Roman" w:hAnsi="Times New Roman" w:cs="Times New Roman"/>
-                <w:sz w:val="24"/>
-              </w:rPr>
-            </w:pPr>
-          </w:p>
-        </w:tc>
-      </w:tr>
-      <w:tr>
-        <w:trPr>
-          <w:jc w:val="center"/>
-        </w:trPr>
-        <w:tc>
-          <w:tcPr>
-            <w:tcW w:w="680" w:type="dxa"/>
-            <w:tcMar>
-              <w:top w:w="80" w:type="dxa"/>
-              <w:left w:w="80" w:type="dxa"/>
-              <w:bottom w:w="80" w:type="dxa"/>
-              <w:right w:w="80" w:type="dxa"/>
-            </w:tcMar>
-            <w:vAlign w:val="center"/>
-          </w:tcPr>
-          <w:p>
-            <w:pPr>
-              <w:jc w:val="center"/>
-              <w:rPr>
-                <w:rFonts w:ascii="Times New Roman" w:eastAsia="Times New Roman" w:hAnsi="Times New Roman" w:cs="Times New Roman"/>
-                <w:sz w:val="24"/>
-              </w:rPr>
-            </w:pPr>
-            <w:r>
-              <w:rPr>
-                <w:rFonts w:ascii="Times New Roman" w:eastAsia="Times New Roman" w:hAnsi="Times New Roman" w:cs="Times New Roman"/>
-              </w:rPr>
-              <w:t>7</w:t>
-            </w:r>
-          </w:p>
-        </w:tc>
-        <w:tc>
-          <w:tcPr>
-            <w:tcW w:w="1134" w:type="dxa"/>
-            <w:tcMar>
-              <w:top w:w="80" w:type="dxa"/>
-              <w:left w:w="80" w:type="dxa"/>
-              <w:bottom w:w="80" w:type="dxa"/>
-              <w:right w:w="80" w:type="dxa"/>
-            </w:tcMar>
-            <w:vAlign w:val="center"/>
-          </w:tcPr>
-          <w:p>
-            <w:pPr>
-              <w:jc w:val="center"/>
-              <w:rPr>
-                <w:rFonts w:ascii="Times New Roman" w:eastAsia="Times New Roman" w:hAnsi="Times New Roman" w:cs="Times New Roman"/>
-                <w:sz w:val="24"/>
-              </w:rPr>
-            </w:pPr>
-            <w:r>
-              <w:rPr>
-                <w:rFonts w:ascii="Times New Roman" w:eastAsia="Times New Roman" w:hAnsi="Times New Roman" w:cs="Times New Roman"/>
-              </w:rPr>
-              <w:t>2592</w:t>
-            </w:r>
-          </w:p>
-        </w:tc>
-        <w:tc>
-          <w:tcPr>
-            <w:tcW w:w="12927" w:type="dxa"/>
-            <w:tcMar>
-              <w:top w:w="80" w:type="dxa"/>
-              <w:left w:w="80" w:type="dxa"/>
-              <w:bottom w:w="80" w:type="dxa"/>
-              <w:right w:w="80" w:type="dxa"/>
-            </w:tcMar>
-            <w:vAlign w:val="center"/>
-          </w:tcPr>
-          <w:p>
-            <w:pPr>
-              <w:rPr>
-                <w:rFonts w:ascii="Times New Roman" w:eastAsia="Times New Roman" w:hAnsi="Times New Roman" w:cs="Times New Roman"/>
-                <w:sz w:val="24"/>
-              </w:rPr>
-            </w:pPr>
-            <w:r>
-              <w:rPr>
-                <w:rFonts w:ascii="Times New Roman" w:eastAsia="Times New Roman" w:hAnsi="Times New Roman" w:cs="Times New Roman"/>
-              </w:rPr>
-              <w:t>Gia công cơ khí; xử lý và tráng phủ kim loại</w:t>
-            </w:r>
-          </w:p>
-        </w:tc>
-        <w:tc>
-          <w:tcPr>
-            <w:tcW w:w="1190" w:type="dxa"/>
-            <w:tcMar>
-              <w:top w:w="80" w:type="dxa"/>
-              <w:left w:w="80" w:type="dxa"/>
-              <w:bottom w:w="80" w:type="dxa"/>
-              <w:right w:w="80" w:type="dxa"/>
-            </w:tcMar>
-            <w:vAlign w:val="center"/>
-          </w:tcPr>
-          <w:p>
-            <w:pPr>
-              <w:jc w:val="center"/>
-              <w:rPr>
-                <w:rFonts w:ascii="Times New Roman" w:eastAsia="Times New Roman" w:hAnsi="Times New Roman" w:cs="Times New Roman"/>
-                <w:sz w:val="24"/>
-              </w:rPr>
-            </w:pPr>
-          </w:p>
-        </w:tc>
-      </w:tr>
-      <w:tr>
-        <w:trPr>
-          <w:jc w:val="center"/>
-        </w:trPr>
-        <w:tc>
-          <w:tcPr>
-            <w:tcW w:w="680" w:type="dxa"/>
-            <w:tcMar>
-              <w:top w:w="80" w:type="dxa"/>
-              <w:left w:w="80" w:type="dxa"/>
-              <w:bottom w:w="80" w:type="dxa"/>
-              <w:right w:w="80" w:type="dxa"/>
-            </w:tcMar>
-            <w:vAlign w:val="center"/>
-          </w:tcPr>
-          <w:p>
-            <w:pPr>
-              <w:jc w:val="center"/>
-              <w:rPr>
-                <w:rFonts w:ascii="Times New Roman" w:eastAsia="Times New Roman" w:hAnsi="Times New Roman" w:cs="Times New Roman"/>
-                <w:sz w:val="24"/>
-              </w:rPr>
-            </w:pPr>
-            <w:r>
-              <w:rPr>
-                <w:rFonts w:ascii="Times New Roman" w:eastAsia="Times New Roman" w:hAnsi="Times New Roman" w:cs="Times New Roman"/>
-              </w:rPr>
-              <w:t>8</w:t>
-            </w:r>
-          </w:p>
-        </w:tc>
-        <w:tc>
-          <w:tcPr>
-            <w:tcW w:w="1134" w:type="dxa"/>
-            <w:tcMar>
-              <w:top w:w="80" w:type="dxa"/>
-              <w:left w:w="80" w:type="dxa"/>
-              <w:bottom w:w="80" w:type="dxa"/>
-              <w:right w:w="80" w:type="dxa"/>
-            </w:tcMar>
-            <w:vAlign w:val="center"/>
-          </w:tcPr>
-          <w:p>
-            <w:pPr>
-              <w:jc w:val="center"/>
-              <w:rPr>
-                <w:rFonts w:ascii="Times New Roman" w:eastAsia="Times New Roman" w:hAnsi="Times New Roman" w:cs="Times New Roman"/>
-                <w:sz w:val="24"/>
-              </w:rPr>
-            </w:pPr>
-            <w:r>
-              <w:rPr>
-                <w:rFonts w:ascii="Times New Roman" w:eastAsia="Times New Roman" w:hAnsi="Times New Roman" w:cs="Times New Roman"/>
-              </w:rPr>
-              <w:t>8299</w:t>
-            </w:r>
-          </w:p>
-        </w:tc>
-        <w:tc>
-          <w:tcPr>
-            <w:tcW w:w="12927" w:type="dxa"/>
-            <w:tcMar>
-              <w:top w:w="80" w:type="dxa"/>
-              <w:left w:w="80" w:type="dxa"/>
-              <w:bottom w:w="80" w:type="dxa"/>
-              <w:right w:w="80" w:type="dxa"/>
-            </w:tcMar>
-            <w:vAlign w:val="center"/>
-          </w:tcPr>
-          <w:p>
-            <w:pPr>
-              <w:rPr>
-                <w:rFonts w:ascii="Times New Roman" w:eastAsia="Times New Roman" w:hAnsi="Times New Roman" w:cs="Times New Roman"/>
-                <w:sz w:val="24"/>
-              </w:rPr>
-            </w:pPr>
-            <w:r>
-              <w:rPr>
-                <w:rFonts w:ascii="Times New Roman" w:eastAsia="Times New Roman" w:hAnsi="Times New Roman" w:cs="Times New Roman"/>
-              </w:rPr>
-              <w:t>Hoạt động dịch vụ hỗ trợ kinh doanh khác còn lại chưa được phân vào đâu</w:t>
-            </w:r>
-            <w:r>
-              <w:rPr>
-                <w:rFonts w:ascii="Times New Roman" w:eastAsia="Times New Roman" w:hAnsi="Times New Roman" w:cs="Times New Roman"/>
-                <w:sz w:val="24"/>
-              </w:rPr>
-              <w:br/>
-            </w:r>
-            <w:r>
-              <w:rPr>
-                <w:rFonts w:ascii="Times New Roman" w:eastAsia="Times New Roman" w:hAnsi="Times New Roman" w:cs="Times New Roman"/>
-                <w:i/>
-                <w:sz w:val="21"/>
-              </w:rPr>
-              <w:t>Chi tiết: Xuất Nhập Khẩu các mặt hàng mà công ty kinh doanh.</w:t>
-            </w:r>
-          </w:p>
-        </w:tc>
-        <w:tc>
-          <w:tcPr>
-            <w:tcW w:w="1190" w:type="dxa"/>
-            <w:tcMar>
-              <w:top w:w="80" w:type="dxa"/>
-              <w:left w:w="80" w:type="dxa"/>
-              <w:bottom w:w="80" w:type="dxa"/>
-              <w:right w:w="80" w:type="dxa"/>
-            </w:tcMar>
-            <w:vAlign w:val="center"/>
-          </w:tcPr>
-          <w:p>
-            <w:pPr>
-              <w:jc w:val="center"/>
-              <w:rPr>
-                <w:rFonts w:ascii="Times New Roman" w:eastAsia="Times New Roman" w:hAnsi="Times New Roman" w:cs="Times New Roman"/>
-                <w:sz w:val="24"/>
-              </w:rPr>
-            </w:pPr>
-          </w:p>
-        </w:tc>
-      </w:tr>
-      <w:tr>
-        <w:trPr>
-          <w:jc w:val="center"/>
-        </w:trPr>
-        <w:tc>
-          <w:tcPr>
-            <w:tcW w:w="680" w:type="dxa"/>
-            <w:tcMar>
-              <w:top w:w="80" w:type="dxa"/>
-              <w:left w:w="80" w:type="dxa"/>
-              <w:bottom w:w="80" w:type="dxa"/>
-              <w:right w:w="80" w:type="dxa"/>
-            </w:tcMar>
-            <w:vAlign w:val="center"/>
-          </w:tcPr>
-          <w:p>
-            <w:pPr>
-              <w:jc w:val="center"/>
-              <w:rPr>
-                <w:rFonts w:ascii="Times New Roman" w:eastAsia="Times New Roman" w:hAnsi="Times New Roman" w:cs="Times New Roman"/>
-                <w:sz w:val="24"/>
-              </w:rPr>
-            </w:pPr>
-            <w:r>
-              <w:rPr>
-                <w:rFonts w:ascii="Times New Roman" w:eastAsia="Times New Roman" w:hAnsi="Times New Roman" w:cs="Times New Roman"/>
-              </w:rPr>
-              <w:t>9</w:t>
-            </w:r>
-          </w:p>
-        </w:tc>
-        <w:tc>
-          <w:tcPr>
-            <w:tcW w:w="1134" w:type="dxa"/>
-            <w:tcMar>
-              <w:top w:w="80" w:type="dxa"/>
-              <w:left w:w="80" w:type="dxa"/>
-              <w:bottom w:w="80" w:type="dxa"/>
-              <w:right w:w="80" w:type="dxa"/>
-            </w:tcMar>
-            <w:vAlign w:val="center"/>
-          </w:tcPr>
-          <w:p>
-            <w:pPr>
-              <w:jc w:val="center"/>
-              <w:rPr>
-                <w:rFonts w:ascii="Times New Roman" w:eastAsia="Times New Roman" w:hAnsi="Times New Roman" w:cs="Times New Roman"/>
-                <w:sz w:val="24"/>
-              </w:rPr>
-            </w:pPr>
-            <w:r>
-              <w:rPr>
-                <w:rFonts w:ascii="Times New Roman" w:eastAsia="Times New Roman" w:hAnsi="Times New Roman" w:cs="Times New Roman"/>
-              </w:rPr>
-              <w:t>4679</w:t>
-            </w:r>
-          </w:p>
-        </w:tc>
-        <w:tc>
-          <w:tcPr>
-            <w:tcW w:w="12927" w:type="dxa"/>
-            <w:tcMar>
-              <w:top w:w="80" w:type="dxa"/>
-              <w:left w:w="80" w:type="dxa"/>
-              <w:bottom w:w="80" w:type="dxa"/>
-              <w:right w:w="80" w:type="dxa"/>
-            </w:tcMar>
-            <w:vAlign w:val="center"/>
-          </w:tcPr>
-          <w:p>
-            <w:pPr>
-              <w:rPr>
-                <w:rFonts w:ascii="Times New Roman" w:eastAsia="Times New Roman" w:hAnsi="Times New Roman" w:cs="Times New Roman"/>
-                <w:sz w:val="24"/>
-              </w:rPr>
-            </w:pPr>
-            <w:r>
-              <w:rPr>
-                <w:rFonts w:ascii="Times New Roman" w:eastAsia="Times New Roman" w:hAnsi="Times New Roman" w:cs="Times New Roman"/>
-              </w:rPr>
-              <w:t>Bán buôn chuyên doanh khác chưa được phân vào đâu</w:t>
-            </w:r>
-            <w:r>
-              <w:rPr>
-                <w:rFonts w:ascii="Times New Roman" w:eastAsia="Times New Roman" w:hAnsi="Times New Roman" w:cs="Times New Roman"/>
-                <w:sz w:val="24"/>
-              </w:rPr>
-              <w:br/>
-            </w:r>
-            <w:r>
-              <w:rPr>
-                <w:rFonts w:ascii="Times New Roman" w:eastAsia="Times New Roman" w:hAnsi="Times New Roman" w:cs="Times New Roman"/>
-                <w:i/>
-                <w:sz w:val="21"/>
-              </w:rPr>
-              <w:t>Chi tiết: Bán buôn hóa chất, các loại keo sử dụng trong ngành giấy , bán buôn cao su Eva, đế nhựa; Bán buôn cao su nguyên liệu, cao su thiên nhiên hoặc tổng hợp (không chứa mủ cao su tại trụ sở chính), bán buôn chất dẻo dạng nguyên sinh; Các sản phẩm nhựa, nguyên liệu từ nhựa, thùng giấy sử dụng trong ngành giấy, phụ liệu sử dụng trong ngành may mặc và giày dép, và bán buôn các đồ dùng hằng ngày</w:t>
-            </w:r>
-          </w:p>
-        </w:tc>
-        <w:tc>
-          <w:tcPr>
-            <w:tcW w:w="1190" w:type="dxa"/>
-            <w:tcMar>
-              <w:top w:w="80" w:type="dxa"/>
-              <w:left w:w="80" w:type="dxa"/>
-              <w:bottom w:w="80" w:type="dxa"/>
-              <w:right w:w="80" w:type="dxa"/>
-            </w:tcMar>
-            <w:vAlign w:val="center"/>
-          </w:tcPr>
-          <w:p>
-            <w:pPr>
-              <w:jc w:val="center"/>
-              <w:rPr>
-                <w:rFonts w:ascii="Times New Roman" w:eastAsia="Times New Roman" w:hAnsi="Times New Roman" w:cs="Times New Roman"/>
-                <w:sz w:val="24"/>
-              </w:rPr>
-            </w:pPr>
-            <w:r>
-              <w:rPr>
-                <w:rFonts w:ascii="Times New Roman" w:eastAsia="Times New Roman" w:hAnsi="Times New Roman" w:cs="Times New Roman"/>
-              </w:rPr>
-              <w:t>X</w:t>
-            </w:r>
-          </w:p>
-        </w:tc>
-      </w:tr>
-      <w:tr>
-        <w:trPr>
-          <w:jc w:val="center"/>
-        </w:trPr>
-        <w:tc>
-          <w:tcPr>
-            <w:tcW w:w="680" w:type="dxa"/>
-            <w:tcMar>
-              <w:top w:w="80" w:type="dxa"/>
-              <w:left w:w="80" w:type="dxa"/>
-              <w:bottom w:w="80" w:type="dxa"/>
-              <w:right w:w="80" w:type="dxa"/>
-            </w:tcMar>
-            <w:vAlign w:val="center"/>
-          </w:tcPr>
-          <w:p>
-            <w:pPr>
-              <w:jc w:val="center"/>
-              <w:rPr>
-                <w:rFonts w:ascii="Times New Roman" w:eastAsia="Times New Roman" w:hAnsi="Times New Roman" w:cs="Times New Roman"/>
-                <w:sz w:val="24"/>
-              </w:rPr>
-            </w:pPr>
-            <w:r>
-              <w:rPr>
-                <w:rFonts w:ascii="Times New Roman" w:eastAsia="Times New Roman" w:hAnsi="Times New Roman" w:cs="Times New Roman"/>
-              </w:rPr>
-              <w:lastRenderedPageBreak/>
-              <w:t>10</w:t>
-            </w:r>
-          </w:p>
-        </w:tc>
-        <w:tc>
-          <w:tcPr>
-            <w:tcW w:w="1134" w:type="dxa"/>
-            <w:tcMar>
-              <w:top w:w="80" w:type="dxa"/>
-              <w:left w:w="80" w:type="dxa"/>
-              <w:bottom w:w="80" w:type="dxa"/>
-              <w:right w:w="80" w:type="dxa"/>
-            </w:tcMar>
-            <w:vAlign w:val="center"/>
-          </w:tcPr>
-          <w:p>
-            <w:pPr>
-              <w:jc w:val="center"/>
-              <w:rPr>
-                <w:rFonts w:ascii="Times New Roman" w:eastAsia="Times New Roman" w:hAnsi="Times New Roman" w:cs="Times New Roman"/>
-                <w:sz w:val="24"/>
-              </w:rPr>
-            </w:pPr>
-            <w:r>
-              <w:rPr>
-                <w:rFonts w:ascii="Times New Roman" w:eastAsia="Times New Roman" w:hAnsi="Times New Roman" w:cs="Times New Roman"/>
-              </w:rPr>
-              <w:t>4752</w:t>
-            </w:r>
-          </w:p>
-        </w:tc>
-        <w:tc>
-          <w:tcPr>
-            <w:tcW w:w="12927" w:type="dxa"/>
-            <w:tcMar>
-              <w:top w:w="80" w:type="dxa"/>
-              <w:left w:w="80" w:type="dxa"/>
-              <w:bottom w:w="80" w:type="dxa"/>
-              <w:right w:w="80" w:type="dxa"/>
-            </w:tcMar>
-            <w:vAlign w:val="center"/>
-          </w:tcPr>
-          <w:p>
-            <w:pPr>
-              <w:rPr>
-                <w:rFonts w:ascii="Times New Roman" w:eastAsia="Times New Roman" w:hAnsi="Times New Roman" w:cs="Times New Roman"/>
-                <w:sz w:val="24"/>
-              </w:rPr>
-            </w:pPr>
-            <w:r>
-              <w:rPr>
-                <w:rFonts w:ascii="Times New Roman" w:eastAsia="Times New Roman" w:hAnsi="Times New Roman" w:cs="Times New Roman"/>
-              </w:rPr>
-              <w:t>Bán lẻ đồ ngũ kim, sơn, kính, vật liệu và thiết bị lắp đặt khác trong xây dựng</w:t>
-            </w:r>
-          </w:p>
-        </w:tc>
-        <w:tc>
-          <w:tcPr>
-            <w:tcW w:w="1190" w:type="dxa"/>
-            <w:tcMar>
-              <w:top w:w="80" w:type="dxa"/>
-              <w:left w:w="80" w:type="dxa"/>
-              <w:bottom w:w="80" w:type="dxa"/>
-              <w:right w:w="80" w:type="dxa"/>
-            </w:tcMar>
-            <w:vAlign w:val="center"/>
-          </w:tcPr>
-          <w:p>
-            <w:pPr>
-              <w:jc w:val="center"/>
-              <w:rPr>
-                <w:rFonts w:ascii="Times New Roman" w:eastAsia="Times New Roman" w:hAnsi="Times New Roman" w:cs="Times New Roman"/>
-                <w:sz w:val="24"/>
-              </w:rPr>
-            </w:pPr>
-          </w:p>
-        </w:tc>
-      </w:tr>
-      <w:tr>
-        <w:trPr>
-          <w:jc w:val="center"/>
-        </w:trPr>
-        <w:tc>
-          <w:tcPr>
-            <w:tcW w:w="680" w:type="dxa"/>
-            <w:tcMar>
-              <w:top w:w="80" w:type="dxa"/>
-              <w:left w:w="80" w:type="dxa"/>
-              <w:bottom w:w="80" w:type="dxa"/>
-              <w:right w:w="80" w:type="dxa"/>
-            </w:tcMar>
-            <w:vAlign w:val="center"/>
-          </w:tcPr>
-          <w:p>
-            <w:pPr>
-              <w:jc w:val="center"/>
-              <w:rPr>
-                <w:rFonts w:ascii="Times New Roman" w:eastAsia="Times New Roman" w:hAnsi="Times New Roman" w:cs="Times New Roman"/>
-                <w:sz w:val="24"/>
-              </w:rPr>
-            </w:pPr>
-            <w:r>
-              <w:rPr>
-                <w:rFonts w:ascii="Times New Roman" w:eastAsia="Times New Roman" w:hAnsi="Times New Roman" w:cs="Times New Roman"/>
-              </w:rPr>
-              <w:t>11</w:t>
-            </w:r>
-          </w:p>
-        </w:tc>
-        <w:tc>
-          <w:tcPr>
-            <w:tcW w:w="1134" w:type="dxa"/>
-            <w:tcMar>
-              <w:top w:w="80" w:type="dxa"/>
-              <w:left w:w="80" w:type="dxa"/>
-              <w:bottom w:w="80" w:type="dxa"/>
-              <w:right w:w="80" w:type="dxa"/>
-            </w:tcMar>
-            <w:vAlign w:val="center"/>
-          </w:tcPr>
-          <w:p>
-            <w:pPr>
-              <w:jc w:val="center"/>
-              <w:rPr>
-                <w:rFonts w:ascii="Times New Roman" w:eastAsia="Times New Roman" w:hAnsi="Times New Roman" w:cs="Times New Roman"/>
-                <w:sz w:val="24"/>
-              </w:rPr>
-            </w:pPr>
-            <w:r>
-              <w:rPr>
-                <w:rFonts w:ascii="Times New Roman" w:eastAsia="Times New Roman" w:hAnsi="Times New Roman" w:cs="Times New Roman"/>
-              </w:rPr>
-              <w:t>4771</w:t>
-            </w:r>
-          </w:p>
-        </w:tc>
-        <w:tc>
-          <w:tcPr>
-            <w:tcW w:w="12927" w:type="dxa"/>
-            <w:tcMar>
-              <w:top w:w="80" w:type="dxa"/>
-              <w:left w:w="80" w:type="dxa"/>
-              <w:bottom w:w="80" w:type="dxa"/>
-              <w:right w:w="80" w:type="dxa"/>
-            </w:tcMar>
-            <w:vAlign w:val="center"/>
-          </w:tcPr>
-          <w:p>
-            <w:pPr>
-              <w:rPr>
-                <w:rFonts w:ascii="Times New Roman" w:eastAsia="Times New Roman" w:hAnsi="Times New Roman" w:cs="Times New Roman"/>
-                <w:sz w:val="24"/>
-              </w:rPr>
-            </w:pPr>
-            <w:r>
-              <w:rPr>
-                <w:rFonts w:ascii="Times New Roman" w:eastAsia="Times New Roman" w:hAnsi="Times New Roman" w:cs="Times New Roman"/>
-              </w:rPr>
-              <w:t>Bán lẻ hàng may mặc, giày, dép, hàng da và giả da</w:t>
-            </w:r>
-          </w:p>
-        </w:tc>
-        <w:tc>
-          <w:tcPr>
-            <w:tcW w:w="1190" w:type="dxa"/>
-            <w:tcMar>
-              <w:top w:w="80" w:type="dxa"/>
-              <w:left w:w="80" w:type="dxa"/>
-              <w:bottom w:w="80" w:type="dxa"/>
-              <w:right w:w="80" w:type="dxa"/>
-            </w:tcMar>
-            <w:vAlign w:val="center"/>
-          </w:tcPr>
-          <w:p>
-            <w:pPr>
-              <w:jc w:val="center"/>
-              <w:rPr>
-                <w:rFonts w:ascii="Times New Roman" w:eastAsia="Times New Roman" w:hAnsi="Times New Roman" w:cs="Times New Roman"/>
+                <w:rFonts w:ascii="Times New Roman" w:eastAsia="Times New Roman" w:hAnsi="Times New Roman"/>
                 <w:sz w:val="24"/>
               </w:rPr>
             </w:pPr>
@@ -7636,6 +7230,7 @@
           <w:szCs w:val="26"/>
           <w:lang w:eastAsia="zh-CN"/>
         </w:rPr>
+        <w:lastRenderedPageBreak/>
         <w:t>5. Chủ sở hữu:</w:t>
       </w:r>
     </w:p>
@@ -7777,7 +7372,7 @@
           <w:sz w:val="26"/>
           <w:szCs w:val="26"/>
         </w:rPr>
-        <w:t>VŨ TUẤN PHƯỚC</w:t>
+        <w:t>CHEN, GUOHAO</w:t>
       </w:r>
     </w:p>
     <w:p>
@@ -7810,7 +7405,7 @@
           <w:sz w:val="26"/>
           <w:szCs w:val="26"/>
         </w:rPr>
-        <w:t>29/10/1994</w:t>
+        <w:t>13/08/2000</w:t>
       </w:r>
     </w:p>
     <w:p>
@@ -7876,15 +7471,6 @@
         </w:rPr>
         <w:t xml:space="preserve">Số định danh cá nhân: </w:t>
       </w:r>
-      <w:r>
-        <w:rPr>
-          <w:rFonts w:ascii="Times New Roman" w:hAnsi="Times New Roman" w:cs="Times New Roman"/>
-          <w:spacing w:val="-2"/>
-          <w:sz w:val="26"/>
-          <w:szCs w:val="26"/>
-        </w:rPr>
-        <w:t>060094002350</w:t>
-      </w:r>
     </w:p>
     <w:p>
       <w:pPr>
@@ -7911,7 +7497,15 @@
           <w:sz w:val="26"/>
           <w:szCs w:val="26"/>
         </w:rPr>
-        <w:t xml:space="preserve">Địa chỉ liên lạc: </w:t>
+        <w:t>Địa chỉ liên lạc</w:t>
+      </w:r>
+      <w:r>
+        <w:rPr>
+          <w:rFonts w:ascii="Times New Roman" w:eastAsia="Times New Roman" w:hAnsi="Times New Roman" w:cs="Times New Roman"/>
+          <w:sz w:val="26"/>
+          <w:szCs w:val="26"/>
+        </w:rPr>
+        <w:t xml:space="preserve">: </w:t>
       </w:r>
     </w:p>
     <w:p>
@@ -7949,7 +7543,7 @@
           <w:sz w:val="26"/>
           <w:szCs w:val="26"/>
         </w:rPr>
-        <w:t>Căn hộ chung cư số 1214 - chung cư chánh nghĩa quốc cường block sky B - tổ 26 khu phố chánh nghĩa 3</w:t>
+        <w:t>Số 11D, đường N2, The Seasons, Khu phố Đông Nhì</w:t>
       </w:r>
     </w:p>
     <w:p>
@@ -7978,7 +7572,7 @@
           <w:szCs w:val="26"/>
           <w:lang w:eastAsia="zh-CN"/>
         </w:rPr>
-        <w:t>Phường Thủ Dầu Một</w:t>
+        <w:t>Phường Lái Thiêu</w:t>
       </w:r>
     </w:p>
     <w:p>
@@ -8240,19 +7834,49 @@
           <w:p>
             <w:pPr>
               <w:spacing w:after="80"/>
-              <w:rPr>
-                <w:rFonts w:ascii="Times New Roman" w:eastAsia="Calibri" w:hAnsi="Times New Roman" w:cs="Times New Roman"/>
-                <w:sz w:val="26"/>
-                <w:szCs w:val="26"/>
-              </w:rPr>
-            </w:pPr>
-            <w:r>
-              <w:rPr>
-                <w:rFonts w:ascii="Times New Roman" w:eastAsia="Calibri" w:hAnsi="Times New Roman" w:cs="Times New Roman"/>
-                <w:sz w:val="26"/>
-                <w:szCs w:val="26"/>
-              </w:rPr>
-              <w:t xml:space="preserve">Dân tộc: …………….    Quốc tịch: …………... </w:t>
+              <w:ind w:firstLine="591"/>
+              <w:rPr>
+                <w:rFonts w:ascii="Times New Roman" w:eastAsia="Calibri" w:hAnsi="Times New Roman" w:cs="Times New Roman"/>
+                <w:sz w:val="26"/>
+                <w:szCs w:val="26"/>
+              </w:rPr>
+            </w:pPr>
+            <w:r>
+              <w:rPr>
+                <w:rFonts w:ascii="Times New Roman" w:eastAsia="Calibri" w:hAnsi="Times New Roman" w:cs="Times New Roman"/>
+                <w:sz w:val="26"/>
+                <w:szCs w:val="26"/>
+              </w:rPr>
+              <w:t xml:space="preserve"> </w:t>
+            </w:r>
+          </w:p>
+          <w:p>
+            <w:pPr>
+              <w:spacing w:after="120"/>
+              <w:rPr>
+                <w:rFonts w:ascii="Times New Roman" w:eastAsia="Calibri" w:hAnsi="Times New Roman" w:cs="Times New Roman"/>
+                <w:sz w:val="26"/>
+                <w:szCs w:val="26"/>
+              </w:rPr>
+            </w:pPr>
+            <w:r>
+              <w:rPr>
+                <w:rFonts w:ascii="Times New Roman" w:eastAsia="Calibri" w:hAnsi="Times New Roman" w:cs="Times New Roman"/>
+                <w:sz w:val="26"/>
+                <w:szCs w:val="26"/>
+              </w:rPr>
+              <w:t>Dân tộc: …………….    Quốc tịch:</w:t>
+            </w:r>
+            <w:r>
+              <w:t xml:space="preserve"> </w:t>
+            </w:r>
+            <w:r>
+              <w:rPr>
+                <w:rFonts w:ascii="Times New Roman" w:eastAsia="Calibri" w:hAnsi="Times New Roman" w:cs="Times New Roman"/>
+                <w:sz w:val="26"/>
+                <w:szCs w:val="26"/>
+              </w:rPr>
+              <w:t>Trung Quốc</w:t>
             </w:r>
             <w:r>
               <w:rPr>
@@ -8265,8 +7889,7 @@
           </w:p>
           <w:p>
             <w:pPr>
-              <w:spacing w:after="80"/>
-              <w:jc w:val="both"/>
+              <w:spacing w:after="120"/>
               <w:rPr>
                 <w:rFonts w:ascii="Times New Roman" w:eastAsia="Calibri" w:hAnsi="Times New Roman" w:cs="Times New Roman"/>
                 <w:sz w:val="26"/>
@@ -8314,38 +7937,73 @@
                 <w:sz w:val="26"/>
                 <w:szCs w:val="26"/>
               </w:rPr>
-              <w:t>): …………………..</w:t>
-            </w:r>
-          </w:p>
-          <w:p>
-            <w:pPr>
-              <w:spacing w:after="80"/>
-              <w:rPr>
-                <w:rFonts w:ascii="Times New Roman" w:eastAsia="Calibri" w:hAnsi="Times New Roman" w:cs="Times New Roman"/>
-                <w:sz w:val="26"/>
-                <w:szCs w:val="26"/>
-              </w:rPr>
-            </w:pPr>
-            <w:r>
-              <w:rPr>
-                <w:rFonts w:ascii="Times New Roman" w:eastAsia="Calibri" w:hAnsi="Times New Roman" w:cs="Times New Roman"/>
-                <w:sz w:val="26"/>
-                <w:szCs w:val="26"/>
-              </w:rPr>
-              <w:t xml:space="preserve">Ngày cấp: …./…./…. Nơi cấp: …………………………………………...…. </w:t>
-            </w:r>
-            <w:r>
-              <w:rPr>
-                <w:rFonts w:ascii="Times New Roman" w:eastAsia="Calibri" w:hAnsi="Times New Roman" w:cs="Times New Roman"/>
-                <w:sz w:val="26"/>
-                <w:szCs w:val="26"/>
-              </w:rPr>
-              <w:tab/>
-            </w:r>
-          </w:p>
-          <w:p>
-            <w:pPr>
-              <w:spacing w:after="80"/>
+              <w:t xml:space="preserve">): </w:t>
+            </w:r>
+            <w:r>
+              <w:rPr>
+                <w:rFonts w:ascii="Times New Roman" w:eastAsia="Calibri" w:hAnsi="Times New Roman" w:cs="Times New Roman"/>
+                <w:sz w:val="26"/>
+                <w:szCs w:val="26"/>
+              </w:rPr>
+              <w:t>EQ9064752</w:t>
+            </w:r>
+          </w:p>
+          <w:p>
+            <w:pPr>
+              <w:spacing w:after="120"/>
+              <w:rPr>
+                <w:rFonts w:ascii="Times New Roman" w:eastAsia="Calibri" w:hAnsi="Times New Roman" w:cs="Times New Roman"/>
+                <w:sz w:val="26"/>
+                <w:szCs w:val="26"/>
+              </w:rPr>
+            </w:pPr>
+            <w:r>
+              <w:rPr>
+                <w:rFonts w:ascii="Times New Roman" w:eastAsia="Calibri" w:hAnsi="Times New Roman" w:cs="Times New Roman"/>
+                <w:sz w:val="26"/>
+                <w:szCs w:val="26"/>
+              </w:rPr>
+              <w:t>Ngày cấp:</w:t>
+            </w:r>
+            <w:r>
+              <w:t xml:space="preserve"> </w:t>
+            </w:r>
+            <w:r>
+              <w:rPr>
+                <w:rFonts w:ascii="Times New Roman" w:eastAsia="Calibri" w:hAnsi="Times New Roman" w:cs="Times New Roman"/>
+                <w:sz w:val="26"/>
+                <w:szCs w:val="26"/>
+              </w:rPr>
+              <w:t>18/11/2025</w:t>
+            </w:r>
+            <w:r>
+              <w:rPr>
+                <w:rFonts w:ascii="Times New Roman" w:eastAsia="Calibri" w:hAnsi="Times New Roman" w:cs="Times New Roman"/>
+                <w:sz w:val="26"/>
+                <w:szCs w:val="26"/>
+              </w:rPr>
+              <w:t>;</w:t>
+            </w:r>
+            <w:r>
+              <w:rPr>
+                <w:rFonts w:ascii="Times New Roman" w:eastAsia="Calibri" w:hAnsi="Times New Roman" w:cs="Times New Roman"/>
+                <w:sz w:val="26"/>
+                <w:szCs w:val="26"/>
+              </w:rPr>
+              <w:t xml:space="preserve"> Nơi cấp: </w:t>
+            </w:r>
+            <w:r>
+              <w:rPr>
+                <w:rFonts w:ascii="Times New Roman" w:eastAsia="Calibri" w:hAnsi="Times New Roman" w:cs="Times New Roman"/>
+                <w:sz w:val="26"/>
+                <w:szCs w:val="26"/>
+              </w:rPr>
+              <w:t>Cục Quản lý Di nhập cảnh Quốc gia Cộng hòa Nhân dân Trung Hoa</w:t>
+            </w:r>
+          </w:p>
+          <w:p>
+            <w:pPr>
+              <w:spacing w:after="120"/>
               <w:rPr>
                 <w:rFonts w:ascii="Times New Roman" w:eastAsia="Calibri" w:hAnsi="Times New Roman" w:cs="Times New Roman"/>
                 <w:sz w:val="26"/>
@@ -8363,7 +8021,7 @@
           </w:p>
           <w:p>
             <w:pPr>
-              <w:spacing w:after="80"/>
+              <w:spacing w:after="120"/>
               <w:ind w:firstLine="567"/>
               <w:rPr>
                 <w:rFonts w:ascii="Times New Roman" w:eastAsia="Calibri" w:hAnsi="Times New Roman" w:cs="Times New Roman"/>
@@ -8386,12 +8044,20 @@
                 <w:sz w:val="26"/>
                 <w:szCs w:val="26"/>
               </w:rPr>
-              <w:t>: ………</w:t>
-            </w:r>
-          </w:p>
-          <w:p>
-            <w:pPr>
-              <w:spacing w:after="80"/>
+              <w:t xml:space="preserve">: </w:t>
+            </w:r>
+            <w:r>
+              <w:rPr>
+                <w:rFonts w:ascii="Times New Roman" w:eastAsia="Calibri" w:hAnsi="Times New Roman" w:cs="Times New Roman"/>
+                <w:sz w:val="26"/>
+                <w:szCs w:val="26"/>
+              </w:rPr>
+              <w:t xml:space="preserve">Số 12-1, hẻm Nam thôn Cũ, thôn Thọ Trường, trấn Như Động </w:t>
+            </w:r>
+          </w:p>
+          <w:p>
+            <w:pPr>
+              <w:spacing w:after="120"/>
               <w:ind w:firstLine="567"/>
               <w:rPr>
                 <w:rFonts w:ascii="Times New Roman" w:eastAsia="Calibri" w:hAnsi="Times New Roman" w:cs="Times New Roman"/>
@@ -8405,7 +8071,50 @@
                 <w:sz w:val="26"/>
                 <w:szCs w:val="26"/>
               </w:rPr>
-              <w:t>Xã/Phường/Đặc khu: ……………………………………………………….</w:t>
+              <w:t>Xã/Phường/Đặ</w:t>
+            </w:r>
+            <w:r>
+              <w:rPr>
+                <w:rFonts w:ascii="Times New Roman" w:eastAsia="Calibri" w:hAnsi="Times New Roman" w:cs="Times New Roman"/>
+                <w:sz w:val="26"/>
+                <w:szCs w:val="26"/>
+              </w:rPr>
+              <w:t xml:space="preserve">c khu: </w:t>
+            </w:r>
+            <w:r>
+              <w:rPr>
+                <w:rFonts w:ascii="Times New Roman" w:eastAsia="Calibri" w:hAnsi="Times New Roman" w:cs="Times New Roman"/>
+                <w:sz w:val="26"/>
+                <w:szCs w:val="26"/>
+              </w:rPr>
+              <w:t>huyện Dương Tây</w:t>
+            </w:r>
+          </w:p>
+          <w:p>
+            <w:pPr>
+              <w:spacing w:after="120"/>
+              <w:ind w:firstLine="591"/>
+              <w:rPr>
+                <w:rFonts w:ascii="Times New Roman" w:eastAsia="Calibri" w:hAnsi="Times New Roman" w:cs="Times New Roman"/>
+                <w:sz w:val="26"/>
+                <w:szCs w:val="26"/>
+              </w:rPr>
+            </w:pPr>
+            <w:r>
+              <w:rPr>
+                <w:rFonts w:ascii="Times New Roman" w:eastAsia="Calibri" w:hAnsi="Times New Roman" w:cs="Times New Roman"/>
+                <w:sz w:val="26"/>
+                <w:szCs w:val="26"/>
+              </w:rPr>
+              <w:t xml:space="preserve">Tỉnh/Thành phố trực thuộc trung ương: </w:t>
+            </w:r>
+            <w:r>
+              <w:rPr>
+                <w:rFonts w:ascii="Times New Roman" w:eastAsia="Calibri" w:hAnsi="Times New Roman" w:cs="Times New Roman"/>
+                <w:sz w:val="26"/>
+                <w:szCs w:val="26"/>
+              </w:rPr>
+              <w:t>tỉnh Quảng Đông</w:t>
             </w:r>
           </w:p>
           <w:p>
@@ -8424,26 +8133,23 @@
                 <w:sz w:val="26"/>
                 <w:szCs w:val="26"/>
               </w:rPr>
-              <w:t>Tỉnh/Thành phố trực thuộc trung ương: ………………………………</w:t>
-            </w:r>
-          </w:p>
-          <w:p>
-            <w:pPr>
-              <w:spacing w:after="80"/>
-              <w:ind w:firstLine="591"/>
-              <w:rPr>
-                <w:rFonts w:ascii="Times New Roman" w:eastAsia="Calibri" w:hAnsi="Times New Roman" w:cs="Times New Roman"/>
-                <w:sz w:val="26"/>
-                <w:szCs w:val="26"/>
-              </w:rPr>
-            </w:pPr>
-            <w:r>
-              <w:rPr>
-                <w:rFonts w:ascii="Times New Roman" w:eastAsia="Calibri" w:hAnsi="Times New Roman" w:cs="Times New Roman"/>
-                <w:sz w:val="26"/>
-                <w:szCs w:val="26"/>
-              </w:rPr>
-              <w:t>Quốc gia: ……………………………………………………………….</w:t>
+              <w:t>Quốc gia:</w:t>
+            </w:r>
+            <w:r>
+              <w:rPr>
+                <w:rFonts w:ascii="Times New Roman" w:eastAsia="Calibri" w:hAnsi="Times New Roman" w:cs="Times New Roman"/>
+                <w:sz w:val="26"/>
+                <w:szCs w:val="26"/>
+              </w:rPr>
+              <w:t xml:space="preserve"> </w:t>
+            </w:r>
+            <w:r>
+              <w:rPr>
+                <w:rFonts w:ascii="Times New Roman" w:eastAsia="Calibri" w:hAnsi="Times New Roman" w:cs="Times New Roman"/>
+                <w:sz w:val="26"/>
+                <w:szCs w:val="26"/>
+              </w:rPr>
+              <w:t>Trung Quốc</w:t>
             </w:r>
           </w:p>
         </w:tc>
@@ -8629,7 +8335,6 @@
           <w:szCs w:val="26"/>
           <w:lang w:val="fr-FR" w:eastAsia="zh-CN"/>
         </w:rPr>
-        <w:lastRenderedPageBreak/>
         <w:t>b) Đối với chủ sở hữu là tổ chức</w:t>
       </w:r>
       <w:r>
@@ -8786,6 +8491,7 @@
           <w:szCs w:val="26"/>
           <w:lang w:eastAsia="zh-CN"/>
         </w:rPr>
+        <w:lastRenderedPageBreak/>
         <w:t xml:space="preserve">Ngày cấp: </w:t>
       </w:r>
       <w:r>
@@ -11005,7 +10711,16 @@
           <w:szCs w:val="26"/>
           <w:lang w:val="fr-FR" w:eastAsia="zh-CN"/>
         </w:rPr>
-        <w:t>3.000.000.000 VNĐ.</w:t>
+        <w:t>1</w:t>
+      </w:r>
+      <w:r>
+        <w:rPr>
+          <w:rFonts w:ascii="Times New Roman" w:eastAsia="Times New Roman" w:hAnsi="Times New Roman" w:cs="Times New Roman"/>
+          <w:sz w:val="26"/>
+          <w:szCs w:val="26"/>
+          <w:lang w:val="fr-FR" w:eastAsia="zh-CN"/>
+        </w:rPr>
+        <w:t>.000.000.000 VNĐ.</w:t>
       </w:r>
     </w:p>
     <w:p>
@@ -11089,7 +10804,16 @@
           <w:szCs w:val="26"/>
           <w:lang w:val="fr-FR" w:eastAsia="zh-CN"/>
         </w:rPr>
-        <w:t>Ba tỷ đồng</w:t>
+        <w:t>Một</w:t>
+      </w:r>
+      <w:r>
+        <w:rPr>
+          <w:rFonts w:ascii="Times New Roman" w:eastAsia="Times New Roman" w:hAnsi="Times New Roman" w:cs="Times New Roman"/>
+          <w:sz w:val="26"/>
+          <w:szCs w:val="26"/>
+          <w:lang w:val="fr-FR" w:eastAsia="zh-CN"/>
+        </w:rPr>
+        <w:t xml:space="preserve"> tỷ đồng</w:t>
       </w:r>
     </w:p>
     <w:p>
@@ -11803,7 +11527,16 @@
                 <w:szCs w:val="26"/>
                 <w:lang w:val="fr-FR" w:eastAsia="zh-CN"/>
               </w:rPr>
-              <w:t>3.000.000.000 VNĐ.</w:t>
+              <w:t>1</w:t>
+            </w:r>
+            <w:r>
+              <w:rPr>
+                <w:rFonts w:ascii="Times New Roman" w:eastAsia="Times New Roman" w:hAnsi="Times New Roman" w:cs="Times New Roman"/>
+                <w:sz w:val="26"/>
+                <w:szCs w:val="26"/>
+                <w:lang w:val="fr-FR" w:eastAsia="zh-CN"/>
+              </w:rPr>
+              <w:t>.000.000.000 VNĐ.</w:t>
             </w:r>
           </w:p>
         </w:tc>
@@ -12079,7 +11812,16 @@
                 <w:szCs w:val="26"/>
                 <w:lang w:val="fr-FR" w:eastAsia="zh-CN"/>
               </w:rPr>
-              <w:t>3.000.000.000 VNĐ.</w:t>
+              <w:t>1</w:t>
+            </w:r>
+            <w:r>
+              <w:rPr>
+                <w:rFonts w:ascii="Times New Roman" w:eastAsia="Times New Roman" w:hAnsi="Times New Roman" w:cs="Times New Roman"/>
+                <w:sz w:val="26"/>
+                <w:szCs w:val="26"/>
+                <w:lang w:val="fr-FR" w:eastAsia="zh-CN"/>
+              </w:rPr>
+              <w:t>.000.000.000 VNĐ.</w:t>
             </w:r>
           </w:p>
         </w:tc>
@@ -12495,7 +12237,16 @@
                 <w:szCs w:val="26"/>
                 <w:lang w:val="fr-FR" w:eastAsia="zh-CN"/>
               </w:rPr>
-              <w:t>3.000.000.000 VNĐ.</w:t>
+              <w:t>1</w:t>
+            </w:r>
+            <w:r>
+              <w:rPr>
+                <w:rFonts w:ascii="Times New Roman" w:eastAsia="Times New Roman" w:hAnsi="Times New Roman" w:cs="Times New Roman"/>
+                <w:sz w:val="26"/>
+                <w:szCs w:val="26"/>
+                <w:lang w:val="fr-FR" w:eastAsia="zh-CN"/>
+              </w:rPr>
+              <w:t>.000.000.000 VNĐ.</w:t>
             </w:r>
           </w:p>
         </w:tc>
@@ -13211,7 +12962,16 @@
                 <w:szCs w:val="26"/>
                 <w:lang w:val="fr-FR" w:eastAsia="zh-CN"/>
               </w:rPr>
-              <w:t>3.000.000.000 VNĐ.</w:t>
+              <w:t>1</w:t>
+            </w:r>
+            <w:r>
+              <w:rPr>
+                <w:rFonts w:ascii="Times New Roman" w:eastAsia="Times New Roman" w:hAnsi="Times New Roman" w:cs="Times New Roman"/>
+                <w:sz w:val="26"/>
+                <w:szCs w:val="26"/>
+                <w:lang w:val="fr-FR" w:eastAsia="zh-CN"/>
+              </w:rPr>
+              <w:t>.000.000.000 VNĐ.</w:t>
             </w:r>
           </w:p>
         </w:tc>
@@ -13375,7 +13135,7 @@
           <w:sz w:val="26"/>
           <w:szCs w:val="26"/>
         </w:rPr>
-        <w:t>VŨ TUẤN PHƯỚC</w:t>
+        <w:t>CHEN, GUOHAO</w:t>
       </w:r>
     </w:p>
     <w:p>
@@ -13408,7 +13168,7 @@
           <w:sz w:val="26"/>
           <w:szCs w:val="26"/>
         </w:rPr>
-        <w:t>29/10/1994</w:t>
+        <w:t>13/08/2000</w:t>
       </w:r>
     </w:p>
     <w:p>
@@ -13474,14 +13234,6 @@
         </w:rPr>
         <w:t xml:space="preserve">Số định danh cá nhân: </w:t>
       </w:r>
-      <w:r>
-        <w:rPr>
-          <w:rFonts w:ascii="Times New Roman" w:eastAsia="Times New Roman" w:hAnsi="Times New Roman" w:cs="Times New Roman"/>
-          <w:sz w:val="26"/>
-          <w:szCs w:val="26"/>
-        </w:rPr>
-        <w:t>060094002350</w:t>
-      </w:r>
     </w:p>
     <w:p>
       <w:pPr>
@@ -13544,7 +13296,7 @@
           <w:sz w:val="26"/>
           <w:szCs w:val="26"/>
         </w:rPr>
-        <w:t xml:space="preserve">Địa chỉ liên lạc: </w:t>
+        <w:t xml:space="preserve">Địa chỉ liên lạc : </w:t>
       </w:r>
     </w:p>
     <w:p>
@@ -13553,8 +13305,10 @@
         <w:ind w:firstLine="851"/>
         <w:rPr>
           <w:rFonts w:ascii="Times New Roman" w:eastAsia="Calibri" w:hAnsi="Times New Roman" w:cs="Times New Roman"/>
-          <w:sz w:val="26"/>
-          <w:szCs w:val="26"/>
+          <w:color w:val="000000"/>
+          <w:sz w:val="26"/>
+          <w:szCs w:val="26"/>
+          <w:lang w:eastAsia="zh-CN"/>
         </w:rPr>
       </w:pPr>
       <w:r>
@@ -13581,7 +13335,7 @@
           <w:sz w:val="26"/>
           <w:szCs w:val="26"/>
         </w:rPr>
-        <w:t>Căn hộ chung cư số 1214 - chung cư chánh nghĩa quốc cường block sky B - tổ 26 khu phố chánh nghĩa 3</w:t>
+        <w:t>Số 11D, đường N2, The Seasons, Khu phố Đông Nhì</w:t>
       </w:r>
     </w:p>
     <w:p>
@@ -13610,7 +13364,7 @@
           <w:szCs w:val="26"/>
           <w:lang w:eastAsia="zh-CN"/>
         </w:rPr>
-        <w:t>Phường Thủ Dầu Một</w:t>
+        <w:t>Phường Lái Thiêu</w:t>
       </w:r>
     </w:p>
     <w:p>
@@ -13877,14 +13631,9 @@
                 <w:sz w:val="26"/>
                 <w:szCs w:val="26"/>
               </w:rPr>
-              <w:t xml:space="preserve">Dân tộc: …………….    Quốc tịch: </w:t>
-            </w:r>
-            <w:r>
-              <w:rPr>
-                <w:rFonts w:ascii="Times New Roman" w:eastAsia="Calibri" w:hAnsi="Times New Roman" w:cs="Times New Roman"/>
-                <w:sz w:val="26"/>
-                <w:szCs w:val="26"/>
-              </w:rPr>
+              <w:t>Dân tộc: …………….    Quốc tịch:</w:t>
+            </w:r>
+            <w:r>
               <w:t xml:space="preserve"> </w:t>
             </w:r>
             <w:r>
@@ -13893,7 +13642,7 @@
                 <w:sz w:val="26"/>
                 <w:szCs w:val="26"/>
               </w:rPr>
-              <w:t xml:space="preserve"> </w:t>
+              <w:t>Trung Quốc</w:t>
             </w:r>
             <w:r>
               <w:rPr>
@@ -13907,7 +13656,6 @@
           <w:p>
             <w:pPr>
               <w:spacing w:after="120"/>
-              <w:jc w:val="both"/>
               <w:rPr>
                 <w:rFonts w:ascii="Times New Roman" w:eastAsia="Calibri" w:hAnsi="Times New Roman" w:cs="Times New Roman"/>
                 <w:sz w:val="26"/>
@@ -13963,33 +13711,44 @@
                 <w:sz w:val="26"/>
                 <w:szCs w:val="26"/>
               </w:rPr>
+              <w:t>EQ9064752</w:t>
+            </w:r>
+          </w:p>
+          <w:p>
+            <w:pPr>
+              <w:spacing w:after="120"/>
+              <w:rPr>
+                <w:rFonts w:ascii="Times New Roman" w:eastAsia="Calibri" w:hAnsi="Times New Roman" w:cs="Times New Roman"/>
+                <w:sz w:val="26"/>
+                <w:szCs w:val="26"/>
+              </w:rPr>
+            </w:pPr>
+            <w:r>
+              <w:rPr>
+                <w:rFonts w:ascii="Times New Roman" w:eastAsia="Calibri" w:hAnsi="Times New Roman" w:cs="Times New Roman"/>
+                <w:sz w:val="26"/>
+                <w:szCs w:val="26"/>
+              </w:rPr>
+              <w:t>Ngày cấp:</w:t>
+            </w:r>
+            <w:r>
               <w:t xml:space="preserve"> </w:t>
             </w:r>
-          </w:p>
-          <w:p>
-            <w:pPr>
-              <w:spacing w:after="120"/>
-              <w:rPr>
-                <w:rFonts w:ascii="Times New Roman" w:eastAsia="Calibri" w:hAnsi="Times New Roman" w:cs="Times New Roman"/>
-                <w:sz w:val="26"/>
-                <w:szCs w:val="26"/>
-              </w:rPr>
-            </w:pPr>
-            <w:r>
-              <w:rPr>
-                <w:rFonts w:ascii="Times New Roman" w:eastAsia="Calibri" w:hAnsi="Times New Roman" w:cs="Times New Roman"/>
-                <w:sz w:val="26"/>
-                <w:szCs w:val="26"/>
-              </w:rPr>
-              <w:t xml:space="preserve">Ngày cấp: </w:t>
-            </w:r>
-            <w:r>
-              <w:rPr>
-                <w:rFonts w:ascii="Times New Roman" w:eastAsia="Calibri" w:hAnsi="Times New Roman" w:cs="Times New Roman"/>
-                <w:sz w:val="26"/>
-                <w:szCs w:val="26"/>
-              </w:rPr>
-              <w:t xml:space="preserve"> </w:t>
+            <w:r>
+              <w:rPr>
+                <w:rFonts w:ascii="Times New Roman" w:eastAsia="Calibri" w:hAnsi="Times New Roman" w:cs="Times New Roman"/>
+                <w:sz w:val="26"/>
+                <w:szCs w:val="26"/>
+              </w:rPr>
+              <w:t>18/11/2025</w:t>
+            </w:r>
+            <w:r>
+              <w:rPr>
+                <w:rFonts w:ascii="Times New Roman" w:eastAsia="Calibri" w:hAnsi="Times New Roman" w:cs="Times New Roman"/>
+                <w:sz w:val="26"/>
+                <w:szCs w:val="26"/>
+              </w:rPr>
+              <w:t>;</w:t>
             </w:r>
             <w:r>
               <w:rPr>
@@ -14005,23 +13764,7 @@
                 <w:sz w:val="26"/>
                 <w:szCs w:val="26"/>
               </w:rPr>
-              <w:t xml:space="preserve"> </w:t>
-            </w:r>
-            <w:r>
-              <w:rPr>
-                <w:rFonts w:ascii="Times New Roman" w:eastAsia="Calibri" w:hAnsi="Times New Roman" w:cs="Times New Roman"/>
-                <w:sz w:val="26"/>
-                <w:szCs w:val="26"/>
-              </w:rPr>
-              <w:t xml:space="preserve"> </w:t>
-            </w:r>
-            <w:r>
-              <w:rPr>
-                <w:rFonts w:ascii="Times New Roman" w:eastAsia="Calibri" w:hAnsi="Times New Roman" w:cs="Times New Roman"/>
-                <w:sz w:val="26"/>
-                <w:szCs w:val="26"/>
-              </w:rPr>
-              <w:tab/>
+              <w:t>Cục Quản lý Di nhập cảnh Quốc gia Cộng hòa Nhân dân Trung Hoa</w:t>
             </w:r>
           </w:p>
           <w:p>
@@ -14075,7 +13818,7 @@
                 <w:sz w:val="26"/>
                 <w:szCs w:val="26"/>
               </w:rPr>
-              <w:t xml:space="preserve"> </w:t>
+              <w:t xml:space="preserve">Số 12-1, hẻm Nam thôn Cũ, thôn Thọ Trường, trấn Như Động </w:t>
             </w:r>
           </w:p>
           <w:p>
@@ -14094,15 +13837,23 @@
                 <w:sz w:val="26"/>
                 <w:szCs w:val="26"/>
               </w:rPr>
-              <w:t xml:space="preserve">Xã/Phường/Đặc khu: </w:t>
-            </w:r>
-            <w:r>
-              <w:rPr>
-                <w:rFonts w:ascii="Times New Roman" w:eastAsia="Calibri" w:hAnsi="Times New Roman" w:cs="Times New Roman"/>
-                <w:sz w:val="26"/>
-                <w:szCs w:val="26"/>
-              </w:rPr>
-              <w:t xml:space="preserve"> </w:t>
+              <w:t>Xã/Phường/Đặ</w:t>
+            </w:r>
+            <w:r>
+              <w:rPr>
+                <w:rFonts w:ascii="Times New Roman" w:eastAsia="Calibri" w:hAnsi="Times New Roman" w:cs="Times New Roman"/>
+                <w:sz w:val="26"/>
+                <w:szCs w:val="26"/>
+              </w:rPr>
+              <w:t xml:space="preserve">c khu: </w:t>
+            </w:r>
+            <w:r>
+              <w:rPr>
+                <w:rFonts w:ascii="Times New Roman" w:eastAsia="Calibri" w:hAnsi="Times New Roman" w:cs="Times New Roman"/>
+                <w:sz w:val="26"/>
+                <w:szCs w:val="26"/>
+              </w:rPr>
+              <w:t>huyện Dương Tây</w:t>
             </w:r>
           </w:p>
           <w:p>
@@ -14121,15 +13872,15 @@
                 <w:sz w:val="26"/>
                 <w:szCs w:val="26"/>
               </w:rPr>
-              <w:t>Tỉnh/Thành phố trực thuộc trung ương</w:t>
-            </w:r>
-            <w:r>
-              <w:rPr>
-                <w:rFonts w:ascii="Times New Roman" w:eastAsia="Calibri" w:hAnsi="Times New Roman" w:cs="Times New Roman"/>
-                <w:sz w:val="26"/>
-                <w:szCs w:val="26"/>
-              </w:rPr>
-              <w:t xml:space="preserve"> </w:t>
+              <w:t xml:space="preserve">Tỉnh/Thành phố trực thuộc trung ương: </w:t>
+            </w:r>
+            <w:r>
+              <w:rPr>
+                <w:rFonts w:ascii="Times New Roman" w:eastAsia="Calibri" w:hAnsi="Times New Roman" w:cs="Times New Roman"/>
+                <w:sz w:val="26"/>
+                <w:szCs w:val="26"/>
+              </w:rPr>
+              <w:t>tỉnh Quảng Đông</w:t>
             </w:r>
           </w:p>
           <w:p>
@@ -14148,7 +13899,7 @@
                 <w:sz w:val="26"/>
                 <w:szCs w:val="26"/>
               </w:rPr>
-              <w:t xml:space="preserve">Quốc gia: </w:t>
+              <w:t>Quốc gia:</w:t>
             </w:r>
             <w:r>
               <w:rPr>
@@ -14157,6 +13908,14 @@
                 <w:szCs w:val="26"/>
               </w:rPr>
               <w:t xml:space="preserve"> </w:t>
+            </w:r>
+            <w:r>
+              <w:rPr>
+                <w:rFonts w:ascii="Times New Roman" w:eastAsia="Calibri" w:hAnsi="Times New Roman" w:cs="Times New Roman"/>
+                <w:sz w:val="26"/>
+                <w:szCs w:val="26"/>
+              </w:rPr>
+              <w:t>Trung Quốc</w:t>
             </w:r>
           </w:p>
         </w:tc>
@@ -14453,7 +14212,7 @@
                 <w:szCs w:val="26"/>
                 <w:lang w:eastAsia="zh-CN"/>
               </w:rPr>
-              <w:t>VŨ TUẤN PHƯỚC</w:t>
+              <w:t>CHEN, GUOHAO</w:t>
             </w:r>
           </w:p>
           <w:p>
@@ -14482,7 +14241,7 @@
                 <w:sz w:val="26"/>
                 <w:szCs w:val="26"/>
               </w:rPr>
-              <w:t>29/10/1994</w:t>
+              <w:t>13/08/2000</w:t>
             </w:r>
           </w:p>
           <w:p>
@@ -14537,15 +14296,6 @@
               </w:rPr>
               <w:t xml:space="preserve">Số định danh cá nhân: </w:t>
             </w:r>
-            <w:r>
-              <w:rPr>
-                <w:rFonts w:ascii="Times New Roman" w:eastAsia="Times New Roman" w:hAnsi="Times New Roman" w:cs="Times New Roman"/>
-                <w:sz w:val="26"/>
-                <w:szCs w:val="26"/>
-                <w:lang w:eastAsia="zh-CN"/>
-              </w:rPr>
-              <w:t>060094002350</w:t>
-            </w:r>
           </w:p>
           <w:p>
             <w:pPr>
@@ -14567,6 +14317,18 @@
                 <w:lang w:eastAsia="zh-CN"/>
               </w:rPr>
               <w:t>Điện thoại:</w:t>
+            </w:r>
+            <w:r>
+              <w:t xml:space="preserve"> </w:t>
+            </w:r>
+            <w:r>
+              <w:rPr>
+                <w:rFonts w:ascii="Times New Roman" w:eastAsia="Times New Roman" w:hAnsi="Times New Roman" w:cs="Times New Roman"/>
+                <w:sz w:val="26"/>
+                <w:szCs w:val="26"/>
+                <w:lang w:eastAsia="zh-CN"/>
+              </w:rPr>
+              <w:t>0915759822</w:t>
             </w:r>
             <w:r>
               <w:rPr>
@@ -14984,6 +14746,7 @@
                 <w:szCs w:val="26"/>
                 <w:lang w:eastAsia="zh-CN"/>
               </w:rPr>
+              <w:lastRenderedPageBreak/>
               <w:t>Tỉnh/Thành phố trực thuộc trung ương: ………………………………</w:t>
             </w:r>
           </w:p>
@@ -15006,7 +14769,6 @@
                 <w:szCs w:val="26"/>
                 <w:lang w:eastAsia="zh-CN"/>
               </w:rPr>
-              <w:lastRenderedPageBreak/>
               <w:t>Điện thoại (</w:t>
             </w:r>
             <w:r>
@@ -17654,6 +17416,7 @@
           <w:szCs w:val="26"/>
           <w:lang w:eastAsia="zh-CN"/>
         </w:rPr>
+        <w:lastRenderedPageBreak/>
         <w:t xml:space="preserve">Lưu ý: </w:t>
       </w:r>
     </w:p>
@@ -17677,7 +17440,6 @@
           <w:szCs w:val="26"/>
           <w:lang w:eastAsia="zh-CN"/>
         </w:rPr>
-        <w:lastRenderedPageBreak/>
         <w:t>- Doanh nghiệp đăng ký ngành, nghề kinh doanh chính là nông nghiệp, lâm nghiệp, ngư nghiệp, diêm nghiệp và trả lương theo sản phẩm, theo khoán: có thể lựa chọn 1 trong 3 phương thức đóng bảo hiểm xã hội: hàng tháng, 03 tháng một lần, 06 tháng một lần.</w:t>
       </w:r>
     </w:p>
@@ -18421,11 +18183,12 @@
             </w:pPr>
             <w:r>
               <w:rPr>
-                <w:rFonts w:ascii="Times New Roman" w:hAnsi="Times New Roman" w:cs="Times New Roman"/>
-                <w:sz w:val="26"/>
-                <w:szCs w:val="26"/>
-              </w:rPr>
-              <w:t>VŨ TUẤN PHƯỚC</w:t>
+                <w:rFonts w:ascii="Times New Roman" w:eastAsia="Calibri" w:hAnsi="Times New Roman" w:cs="Times New Roman"/>
+                <w:b/>
+                <w:sz w:val="26"/>
+                <w:szCs w:val="26"/>
+              </w:rPr>
+              <w:t>CHEN, GUOHAO</w:t>
             </w:r>
           </w:p>
         </w:tc>
@@ -19814,6 +19577,29 @@
       </w:tblBorders>
     </w:tblPr>
   </w:style>
+  <w:style w:type="table" w:customStyle="1" w:styleId="TableGrid31">
+    <w:name w:val="Table Grid31"/>
+    <w:basedOn w:val="TableNormal"/>
+    <w:next w:val="TableGrid"/>
+    <w:uiPriority w:val="59"/>
+    <w:rsid w:val="00CC37CE"/>
+    <w:pPr>
+      <w:spacing w:after="0" w:line="240" w:lineRule="auto"/>
+    </w:pPr>
+    <w:rPr>
+      <w:rFonts w:ascii="Calibri" w:eastAsia="MS Mincho" w:hAnsi="Calibri" w:cs="Times New Roman"/>
+    </w:rPr>
+    <w:tblPr>
+      <w:tblBorders>
+        <w:top w:val="single" w:sz="4" w:space="0" w:color="auto"/>
+        <w:left w:val="single" w:sz="4" w:space="0" w:color="auto"/>
+        <w:bottom w:val="single" w:sz="4" w:space="0" w:color="auto"/>
+        <w:right w:val="single" w:sz="4" w:space="0" w:color="auto"/>
+        <w:insideH w:val="single" w:sz="4" w:space="0" w:color="auto"/>
+        <w:insideV w:val="single" w:sz="4" w:space="0" w:color="auto"/>
+      </w:tblBorders>
+    </w:tblPr>
+  </w:style>
 </w:styles>
 </file>
 

--- a/CÔNG TY TNHH THƯƠNG MẠI QUỐC TẾ QUÁN NGUYÊN VIỆT NAM/QuanNguyenVN_Thanhlapmoi/GIẤY ĐỀ NGHỊ_Mẫu số 2_DA_DIEN.docx
+++ b/CÔNG TY TNHH THƯƠNG MẠI QUỐC TẾ QUÁN NGUYÊN VIỆT NAM/QuanNguyenVN_Thanhlapmoi/GIẤY ĐỀ NGHỊ_Mẫu số 2_DA_DIEN.docx
@@ -6801,15 +6801,22 @@
             <w:pPr>
               <w:rPr>
                 <w:rFonts w:ascii="Times New Roman" w:eastAsia="Times New Roman" w:hAnsi="Times New Roman"/>
+              </w:rPr>
+            </w:pPr>
+            <w:r>
+              <w:rPr>
+                <w:rFonts w:ascii="Times New Roman" w:eastAsia="Times New Roman" w:hAnsi="Times New Roman"/>
+              </w:rPr>
+              <w:t>Bán buôn tổng hợp</w:t>
+            </w:r>
+          </w:p>
+          <w:p>
+            <w:pPr>
+              <w:rPr>
+                <w:rFonts w:ascii="Times New Roman" w:eastAsia="Times New Roman" w:hAnsi="Times New Roman"/>
                 <w:sz w:val="24"/>
               </w:rPr>
             </w:pPr>
-            <w:r>
-              <w:rPr>
-                <w:rFonts w:ascii="Times New Roman" w:eastAsia="Times New Roman" w:hAnsi="Times New Roman"/>
-              </w:rPr>
-              <w:t>Bán buôn tổng hợp</w:t>
-            </w:r>
           </w:p>
         </w:tc>
         <w:tc>
@@ -6914,15 +6921,31 @@
             <w:pPr>
               <w:rPr>
                 <w:rFonts w:ascii="Times New Roman" w:eastAsia="Times New Roman" w:hAnsi="Times New Roman"/>
+              </w:rPr>
+            </w:pPr>
+            <w:r>
+              <w:rPr>
+                <w:rFonts w:ascii="Times New Roman" w:eastAsia="Times New Roman" w:hAnsi="Times New Roman"/>
+              </w:rPr>
+              <w:t>Bán lẻ thuốc, dụng cụ y tế, mỹ phẩm và vật phẩm vệ sinh</w:t>
+            </w:r>
+          </w:p>
+          <w:p>
+            <w:pPr>
+              <w:rPr>
+                <w:rFonts w:ascii="Times New Roman" w:eastAsia="Times New Roman" w:hAnsi="Times New Roman"/>
                 <w:sz w:val="24"/>
               </w:rPr>
             </w:pPr>
             <w:r>
               <w:rPr>
                 <w:rFonts w:ascii="Times New Roman" w:eastAsia="Times New Roman" w:hAnsi="Times New Roman"/>
-              </w:rPr>
-              <w:t>Bán lẻ thuốc, dụng cụ y tế, mỹ phẩm và vật phẩm vệ sinh</w:t>
-            </w:r>
+                <w:sz w:val="24"/>
+              </w:rPr>
+              <w:t>Chi tiết: Bán lẻ nước hoa, mỹ phẩm, sản phẩm chăm sóc da, sản phẩm trang điểm, sữa tắm, dầu gội và vật phẩm vệ sinh qua sàn thương mại điện tử.</w:t>
+            </w:r>
+            <w:bookmarkStart w:id="0" w:name="_GoBack"/>
+            <w:bookmarkEnd w:id="0"/>
           </w:p>
         </w:tc>
         <w:tc>
@@ -7135,8 +7158,6 @@
               </w:rPr>
               <w:t>Bán lẻ đồ điện gia dụng, giường, tủ, bàn, ghế và đồ nội thất tương tự, đèn và bộ đèn điện, đồ dùng gia đình khác chưa được phân vào đâu</w:t>
             </w:r>
-            <w:bookmarkStart w:id="0" w:name="_GoBack"/>
-            <w:bookmarkEnd w:id="0"/>
           </w:p>
         </w:tc>
         <w:tc>
@@ -7230,7 +7251,6 @@
           <w:szCs w:val="26"/>
           <w:lang w:eastAsia="zh-CN"/>
         </w:rPr>
-        <w:lastRenderedPageBreak/>
         <w:t>5. Chủ sở hữu:</w:t>
       </w:r>
     </w:p>
@@ -8398,6 +8418,7 @@
           <w:szCs w:val="26"/>
           <w:lang w:eastAsia="zh-CN"/>
         </w:rPr>
+        <w:lastRenderedPageBreak/>
         <w:t>Tên tổ chức (</w:t>
       </w:r>
       <w:r>
@@ -8491,7 +8512,6 @@
           <w:szCs w:val="26"/>
           <w:lang w:eastAsia="zh-CN"/>
         </w:rPr>
-        <w:lastRenderedPageBreak/>
         <w:t xml:space="preserve">Ngày cấp: </w:t>
       </w:r>
       <w:r>
